--- a/por/docx/44.content.docx
+++ b/por/docx/44.content.docx
@@ -19,7 +19,7 @@
         <w:rPr>
           <w:lang w:val="pt_PT" w:bidi="pt_PT"/>
         </w:rPr>
-        <w:t>Resource: Notas de Estudo - Introduções aos Livros (Tyndale)</w:t>
+        <w:t>Resource: Tyndale Open Study Notes</w:t>
       </w:r>
       <w:r>
         <w:rPr>
@@ -112,7 +112,7 @@
         <w:rPr>
           <w:lang w:val="pt_PT" w:bidi="pt_PT"/>
         </w:rPr>
-        <w:t>Notas de Estudo - Introduções aos Livros (Tyndale)</w:t>
+        <w:t>Tyndale Open Study Notes</w:t>
       </w:r>
     </w:p>
     <w:p>

--- a/por/docx/44.content.docx
+++ b/por/docx/44.content.docx
@@ -19,7 +19,7 @@
         <w:rPr>
           <w:lang w:val="pt_PT" w:bidi="pt_PT"/>
         </w:rPr>
-        <w:t>Resource: Tyndale Open Study Notes</w:t>
+        <w:t>Resource: Aquifer Open Study Notes (Book Intros)</w:t>
       </w:r>
       <w:r>
         <w:rPr>
@@ -112,7 +112,7 @@
         <w:rPr>
           <w:lang w:val="pt_PT" w:bidi="pt_PT"/>
         </w:rPr>
-        <w:t>Tyndale Open Study Notes</w:t>
+        <w:t>Aquifer Open Study Notes (Book Intros)</w:t>
       </w:r>
     </w:p>
     <w:p>

--- a/por/docx/44.content.docx
+++ b/por/docx/44.content.docx
@@ -286,72 +286,48 @@
         </w:rPr>
         <w:t>Era importante que Lucas mostrasse que o amor e misericórdia de Deus estende a mão a todas as pessoas — “Deus não mostra favoritismo”, como Pedro disse a Cornélio (</w:t>
       </w:r>
-      <w:hyperlink r:id="rId13">
-        <w:r>
-          <w:rPr>
-            <w:lang w:val="pt_PT" w:bidi="pt_PT"/>
-          </w:rPr>
-          <w:rPr>
-            <w:color w:val="0000EE"/>
-            <w:u w:val="single"/>
-          </w:rPr>
-          <w:t>10.34</w:t>
-        </w:r>
-      </w:hyperlink>
+      <w:r>
+        <w:rPr>
+          <w:lang w:val="pt_PT" w:bidi="pt_PT"/>
+        </w:rPr>
+        <w:t>10.34</w:t>
+      </w:r>
       <w:r>
         <w:rPr>
           <w:lang w:val="pt_PT" w:bidi="pt_PT"/>
         </w:rPr>
         <w:t>). Cristo é o único Salvador (</w:t>
       </w:r>
-      <w:hyperlink r:id="rId14">
-        <w:r>
-          <w:rPr>
-            <w:lang w:val="pt_PT" w:bidi="pt_PT"/>
-          </w:rPr>
-          <w:rPr>
-            <w:color w:val="0000EE"/>
-            <w:u w:val="single"/>
-          </w:rPr>
-          <w:t>4.12</w:t>
-        </w:r>
-      </w:hyperlink>
+      <w:r>
+        <w:rPr>
+          <w:lang w:val="pt_PT" w:bidi="pt_PT"/>
+        </w:rPr>
+        <w:t>4.12</w:t>
+      </w:r>
       <w:r>
         <w:rPr>
           <w:lang w:val="pt_PT" w:bidi="pt_PT"/>
         </w:rPr>
         <w:t xml:space="preserve">), e todos podem crer nele para salvação e nova vida (veja </w:t>
       </w:r>
-      <w:hyperlink r:id="rId15">
-        <w:r>
-          <w:rPr>
-            <w:lang w:val="pt_PT" w:bidi="pt_PT"/>
-          </w:rPr>
-          <w:rPr>
-            <w:color w:val="0000EE"/>
-            <w:u w:val="single"/>
-          </w:rPr>
-          <w:t>16.30–31</w:t>
-        </w:r>
-      </w:hyperlink>
+      <w:r>
+        <w:rPr>
+          <w:lang w:val="pt_PT" w:bidi="pt_PT"/>
+        </w:rPr>
+        <w:t>16.30–31</w:t>
+      </w:r>
       <w:r>
         <w:rPr>
           <w:lang w:val="pt_PT" w:bidi="pt_PT"/>
         </w:rPr>
         <w:t xml:space="preserve">). Apesar da tendência dos cristãos judeus de manter a graça de Deus para si mesmos, a igreja chegou à conclusão unida de que os gentios estão totalmente incluídos nas promessas de Deus (veja </w:t>
       </w:r>
-      <w:hyperlink r:id="rId16">
-        <w:r>
-          <w:rPr>
-            <w:lang w:val="pt_PT" w:bidi="pt_PT"/>
-          </w:rPr>
-          <w:rPr>
-            <w:color w:val="0000EE"/>
-            <w:u w:val="single"/>
-          </w:rPr>
-          <w:t>15.1–31</w:t>
-        </w:r>
-      </w:hyperlink>
+      <w:r>
+        <w:rPr>
+          <w:lang w:val="pt_PT" w:bidi="pt_PT"/>
+        </w:rPr>
+        <w:t>15.1–31</w:t>
+      </w:r>
       <w:r>
         <w:rPr>
           <w:lang w:val="pt_PT" w:bidi="pt_PT"/>
@@ -383,54 +359,36 @@
         </w:rPr>
         <w:t>Os apóstolos e outros seguidores de Cristo foram cheios do Espírito e capacitados para realizar a grande comissão (</w:t>
       </w:r>
-      <w:hyperlink r:id="rId17">
-        <w:r>
-          <w:rPr>
-            <w:lang w:val="pt_PT" w:bidi="pt_PT"/>
-          </w:rPr>
-          <w:rPr>
-            <w:color w:val="0000EE"/>
-            <w:u w:val="single"/>
-          </w:rPr>
-          <w:t>Mt 28.18–20</w:t>
-        </w:r>
-      </w:hyperlink>
+      <w:r>
+        <w:rPr>
+          <w:lang w:val="pt_PT" w:bidi="pt_PT"/>
+        </w:rPr>
+        <w:t>Mt 28.18–20</w:t>
+      </w:r>
       <w:r>
         <w:rPr>
           <w:lang w:val="pt_PT" w:bidi="pt_PT"/>
         </w:rPr>
         <w:t>). Atos destaca especificamente os ministérios de Pedro (</w:t>
       </w:r>
-      <w:hyperlink r:id="rId18">
-        <w:r>
-          <w:rPr>
-            <w:lang w:val="pt_PT" w:bidi="pt_PT"/>
-          </w:rPr>
-          <w:rPr>
-            <w:color w:val="0000EE"/>
-            <w:u w:val="single"/>
-          </w:rPr>
-          <w:t>Atos 1.1–12.25</w:t>
-        </w:r>
-      </w:hyperlink>
+      <w:r>
+        <w:rPr>
+          <w:lang w:val="pt_PT" w:bidi="pt_PT"/>
+        </w:rPr>
+        <w:t>Atos 1.1–12.25</w:t>
+      </w:r>
       <w:r>
         <w:rPr>
           <w:lang w:val="pt_PT" w:bidi="pt_PT"/>
         </w:rPr>
         <w:t>) e Paulo (</w:t>
       </w:r>
-      <w:hyperlink r:id="rId19">
-        <w:r>
-          <w:rPr>
-            <w:lang w:val="pt_PT" w:bidi="pt_PT"/>
-          </w:rPr>
-          <w:rPr>
-            <w:color w:val="0000EE"/>
-            <w:u w:val="single"/>
-          </w:rPr>
-          <w:t>13.1–28.31</w:t>
-        </w:r>
-      </w:hyperlink>
+      <w:r>
+        <w:rPr>
+          <w:lang w:val="pt_PT" w:bidi="pt_PT"/>
+        </w:rPr>
+        <w:t>13.1–28.31</w:t>
+      </w:r>
       <w:r>
         <w:rPr>
           <w:lang w:val="pt_PT" w:bidi="pt_PT"/>
@@ -451,198 +409,132 @@
         </w:rPr>
         <w:t xml:space="preserve">Atos segue um perfil geográfico baseado em </w:t>
       </w:r>
-      <w:hyperlink r:id="rId20">
-        <w:r>
-          <w:rPr>
-            <w:lang w:val="pt_PT" w:bidi="pt_PT"/>
-          </w:rPr>
-          <w:rPr>
-            <w:color w:val="0000EE"/>
-            <w:u w:val="single"/>
-          </w:rPr>
-          <w:t>1.8</w:t>
-        </w:r>
-      </w:hyperlink>
+      <w:r>
+        <w:rPr>
+          <w:lang w:val="pt_PT" w:bidi="pt_PT"/>
+        </w:rPr>
+        <w:t>1.8</w:t>
+      </w:r>
       <w:r>
         <w:rPr>
           <w:lang w:val="pt_PT" w:bidi="pt_PT"/>
         </w:rPr>
         <w:t>. A mensagem cristã e a comunidade dos crentes se espalharam em Jerusalém (</w:t>
       </w:r>
-      <w:hyperlink r:id="rId21">
-        <w:r>
-          <w:rPr>
-            <w:lang w:val="pt_PT" w:bidi="pt_PT"/>
-          </w:rPr>
-          <w:rPr>
-            <w:color w:val="0000EE"/>
-            <w:u w:val="single"/>
-          </w:rPr>
-          <w:t>1.1–8.3</w:t>
-        </w:r>
-      </w:hyperlink>
+      <w:r>
+        <w:rPr>
+          <w:lang w:val="pt_PT" w:bidi="pt_PT"/>
+        </w:rPr>
+        <w:t>1.1–8.3</w:t>
+      </w:r>
       <w:r>
         <w:rPr>
           <w:lang w:val="pt_PT" w:bidi="pt_PT"/>
         </w:rPr>
         <w:t>), na Palestina e na Síria (</w:t>
       </w:r>
-      <w:hyperlink r:id="rId22">
-        <w:r>
-          <w:rPr>
-            <w:lang w:val="pt_PT" w:bidi="pt_PT"/>
-          </w:rPr>
-          <w:rPr>
-            <w:color w:val="0000EE"/>
-            <w:u w:val="single"/>
-          </w:rPr>
-          <w:t>8.4–12.25</w:t>
-        </w:r>
-      </w:hyperlink>
+      <w:r>
+        <w:rPr>
+          <w:lang w:val="pt_PT" w:bidi="pt_PT"/>
+        </w:rPr>
+        <w:t>8.4–12.25</w:t>
+      </w:r>
       <w:r>
         <w:rPr>
           <w:lang w:val="pt_PT" w:bidi="pt_PT"/>
         </w:rPr>
         <w:t>) e no mundo gentio por todo o império romano (</w:t>
       </w:r>
-      <w:hyperlink r:id="rId19">
-        <w:r>
-          <w:rPr>
-            <w:lang w:val="pt_PT" w:bidi="pt_PT"/>
-          </w:rPr>
-          <w:rPr>
-            <w:color w:val="0000EE"/>
-            <w:u w:val="single"/>
-          </w:rPr>
-          <w:t>13.1–28.31</w:t>
-        </w:r>
-      </w:hyperlink>
+      <w:r>
+        <w:rPr>
+          <w:lang w:val="pt_PT" w:bidi="pt_PT"/>
+        </w:rPr>
+        <w:t>13.1–28.31</w:t>
+      </w:r>
       <w:r>
         <w:rPr>
           <w:lang w:val="pt_PT" w:bidi="pt_PT"/>
         </w:rPr>
         <w:t xml:space="preserve">). A palavra final no texto grego de Atos (akōlutōs, “desimpedido" </w:t>
       </w:r>
-      <w:hyperlink r:id="rId23">
-        <w:r>
-          <w:rPr>
-            <w:lang w:val="pt_PT" w:bidi="pt_PT"/>
-          </w:rPr>
-          <w:rPr>
-            <w:color w:val="0000EE"/>
-            <w:u w:val="single"/>
-          </w:rPr>
-          <w:t>28.31</w:t>
-        </w:r>
-      </w:hyperlink>
+      <w:r>
+        <w:rPr>
+          <w:lang w:val="pt_PT" w:bidi="pt_PT"/>
+        </w:rPr>
+        <w:t>28.31</w:t>
+      </w:r>
       <w:r>
         <w:rPr>
           <w:lang w:val="pt_PT" w:bidi="pt_PT"/>
         </w:rPr>
         <w:t>) lembra a disseminação livre do evangelho aos judeus (</w:t>
       </w:r>
-      <w:hyperlink r:id="rId24">
-        <w:r>
-          <w:rPr>
-            <w:lang w:val="pt_PT" w:bidi="pt_PT"/>
-          </w:rPr>
-          <w:rPr>
-            <w:color w:val="0000EE"/>
-            <w:u w:val="single"/>
-          </w:rPr>
-          <w:t>3.1–5.42</w:t>
-        </w:r>
-      </w:hyperlink>
+      <w:r>
+        <w:rPr>
+          <w:lang w:val="pt_PT" w:bidi="pt_PT"/>
+        </w:rPr>
+        <w:t>3.1–5.42</w:t>
+      </w:r>
       <w:r>
         <w:rPr>
           <w:lang w:val="pt_PT" w:bidi="pt_PT"/>
         </w:rPr>
         <w:t>), aos samaritanos (</w:t>
       </w:r>
-      <w:hyperlink r:id="rId25">
-        <w:r>
-          <w:rPr>
-            <w:lang w:val="pt_PT" w:bidi="pt_PT"/>
-          </w:rPr>
-          <w:rPr>
-            <w:color w:val="0000EE"/>
-            <w:u w:val="single"/>
-          </w:rPr>
-          <w:t>6.1–8.40</w:t>
-        </w:r>
-      </w:hyperlink>
+      <w:r>
+        <w:rPr>
+          <w:lang w:val="pt_PT" w:bidi="pt_PT"/>
+        </w:rPr>
+        <w:t>6.1–8.40</w:t>
+      </w:r>
       <w:r>
         <w:rPr>
           <w:lang w:val="pt_PT" w:bidi="pt_PT"/>
         </w:rPr>
         <w:t>), “tementes a Deus” (</w:t>
       </w:r>
-      <w:hyperlink r:id="rId26">
-        <w:r>
-          <w:rPr>
-            <w:lang w:val="pt_PT" w:bidi="pt_PT"/>
-          </w:rPr>
-          <w:rPr>
-            <w:color w:val="0000EE"/>
-            <w:u w:val="single"/>
-          </w:rPr>
-          <w:t>8.26–40</w:t>
-        </w:r>
-      </w:hyperlink>
+      <w:r>
+        <w:rPr>
+          <w:lang w:val="pt_PT" w:bidi="pt_PT"/>
+        </w:rPr>
+        <w:t>8.26–40</w:t>
+      </w:r>
       <w:r>
         <w:rPr>
           <w:lang w:val="pt_PT" w:bidi="pt_PT"/>
         </w:rPr>
         <w:t xml:space="preserve">; </w:t>
       </w:r>
-      <w:hyperlink r:id="rId27">
-        <w:r>
-          <w:rPr>
-            <w:lang w:val="pt_PT" w:bidi="pt_PT"/>
-          </w:rPr>
-          <w:rPr>
-            <w:color w:val="0000EE"/>
-            <w:u w:val="single"/>
-          </w:rPr>
-          <w:t>9.32–11.18</w:t>
-        </w:r>
-      </w:hyperlink>
+      <w:r>
+        <w:rPr>
+          <w:lang w:val="pt_PT" w:bidi="pt_PT"/>
+        </w:rPr>
+        <w:t>9.32–11.18</w:t>
+      </w:r>
       <w:r>
         <w:rPr>
           <w:lang w:val="pt_PT" w:bidi="pt_PT"/>
         </w:rPr>
         <w:t>) e aos gentios (</w:t>
       </w:r>
-      <w:hyperlink r:id="rId28">
-        <w:r>
-          <w:rPr>
-            <w:lang w:val="pt_PT" w:bidi="pt_PT"/>
-          </w:rPr>
-          <w:rPr>
-            <w:color w:val="0000EE"/>
-            <w:u w:val="single"/>
-          </w:rPr>
-          <w:t>11.19–30</w:t>
-        </w:r>
-      </w:hyperlink>
+      <w:r>
+        <w:rPr>
+          <w:lang w:val="pt_PT" w:bidi="pt_PT"/>
+        </w:rPr>
+        <w:t>11.19–30</w:t>
+      </w:r>
       <w:r>
         <w:rPr>
           <w:lang w:val="pt_PT" w:bidi="pt_PT"/>
         </w:rPr>
         <w:t xml:space="preserve">; </w:t>
       </w:r>
-      <w:hyperlink r:id="rId19">
-        <w:r>
-          <w:rPr>
-            <w:lang w:val="pt_PT" w:bidi="pt_PT"/>
-          </w:rPr>
-          <w:rPr>
-            <w:color w:val="0000EE"/>
-            <w:u w:val="single"/>
-          </w:rPr>
-          <w:t>13.1–28.31</w:t>
-        </w:r>
-      </w:hyperlink>
+      <w:r>
+        <w:rPr>
+          <w:lang w:val="pt_PT" w:bidi="pt_PT"/>
+        </w:rPr>
+        <w:t>13.1–28.31</w:t>
+      </w:r>
       <w:r>
         <w:rPr>
           <w:lang w:val="pt_PT" w:bidi="pt_PT"/>
@@ -688,36 +580,24 @@
         </w:rPr>
         <w:t>Geografia. Atos mostra como a mensagem foi levada de Jerusalém para Roma (</w:t>
       </w:r>
-      <w:hyperlink r:id="rId20">
-        <w:r>
-          <w:rPr>
-            <w:lang w:val="pt_PT" w:bidi="pt_PT"/>
-          </w:rPr>
-          <w:rPr>
-            <w:color w:val="0000EE"/>
-            <w:u w:val="single"/>
-          </w:rPr>
-          <w:t>1.8</w:t>
-        </w:r>
-      </w:hyperlink>
+      <w:r>
+        <w:rPr>
+          <w:lang w:val="pt_PT" w:bidi="pt_PT"/>
+        </w:rPr>
+        <w:t>1.8</w:t>
+      </w:r>
       <w:r>
         <w:rPr>
           <w:lang w:val="pt_PT" w:bidi="pt_PT"/>
         </w:rPr>
         <w:t xml:space="preserve">; </w:t>
       </w:r>
-      <w:hyperlink r:id="rId29">
-        <w:r>
-          <w:rPr>
-            <w:lang w:val="pt_PT" w:bidi="pt_PT"/>
-          </w:rPr>
-          <w:rPr>
-            <w:color w:val="0000EE"/>
-            <w:u w:val="single"/>
-          </w:rPr>
-          <w:t>9.15</w:t>
-        </w:r>
-      </w:hyperlink>
+      <w:r>
+        <w:rPr>
+          <w:lang w:val="pt_PT" w:bidi="pt_PT"/>
+        </w:rPr>
+        <w:t>9.15</w:t>
+      </w:r>
       <w:r>
         <w:rPr>
           <w:lang w:val="pt_PT" w:bidi="pt_PT"/>
@@ -752,306 +632,204 @@
         </w:rPr>
         <w:t xml:space="preserve">Evangelismo. Atos dá exemplos claros de como os líderes cristãos proclamaram as Boas Novas para diferentes públicos (observe as falas dos capítulos </w:t>
       </w:r>
-      <w:hyperlink r:id="rId30">
-        <w:r>
-          <w:rPr>
-            <w:lang w:val="pt_PT" w:bidi="pt_PT"/>
-          </w:rPr>
-          <w:rPr>
-            <w:color w:val="0000EE"/>
-            <w:u w:val="single"/>
-          </w:rPr>
-          <w:t>2–5</w:t>
-        </w:r>
-      </w:hyperlink>
+      <w:r>
+        <w:rPr>
+          <w:lang w:val="pt_PT" w:bidi="pt_PT"/>
+        </w:rPr>
+        <w:t>2–5</w:t>
+      </w:r>
       <w:r>
         <w:rPr>
           <w:lang w:val="pt_PT" w:bidi="pt_PT"/>
         </w:rPr>
         <w:t xml:space="preserve">, </w:t>
       </w:r>
-      <w:hyperlink r:id="rId31">
-        <w:r>
-          <w:rPr>
-            <w:lang w:val="pt_PT" w:bidi="pt_PT"/>
-          </w:rPr>
-          <w:rPr>
-            <w:color w:val="0000EE"/>
-            <w:u w:val="single"/>
-          </w:rPr>
-          <w:t>7</w:t>
-        </w:r>
-      </w:hyperlink>
+      <w:r>
+        <w:rPr>
+          <w:lang w:val="pt_PT" w:bidi="pt_PT"/>
+        </w:rPr>
+        <w:t>7</w:t>
+      </w:r>
       <w:r>
         <w:rPr>
           <w:lang w:val="pt_PT" w:bidi="pt_PT"/>
         </w:rPr>
         <w:t xml:space="preserve">, </w:t>
       </w:r>
-      <w:hyperlink r:id="rId32">
-        <w:r>
-          <w:rPr>
-            <w:lang w:val="pt_PT" w:bidi="pt_PT"/>
-          </w:rPr>
-          <w:rPr>
-            <w:color w:val="0000EE"/>
-            <w:u w:val="single"/>
-          </w:rPr>
-          <w:t>10</w:t>
-        </w:r>
-      </w:hyperlink>
+      <w:r>
+        <w:rPr>
+          <w:lang w:val="pt_PT" w:bidi="pt_PT"/>
+        </w:rPr>
+        <w:t>10</w:t>
+      </w:r>
       <w:r>
         <w:rPr>
           <w:lang w:val="pt_PT" w:bidi="pt_PT"/>
         </w:rPr>
         <w:t xml:space="preserve">, </w:t>
       </w:r>
-      <w:hyperlink r:id="rId33">
-        <w:r>
-          <w:rPr>
-            <w:lang w:val="pt_PT" w:bidi="pt_PT"/>
-          </w:rPr>
-          <w:rPr>
-            <w:color w:val="0000EE"/>
-            <w:u w:val="single"/>
-          </w:rPr>
-          <w:t>13</w:t>
-        </w:r>
-      </w:hyperlink>
+      <w:r>
+        <w:rPr>
+          <w:lang w:val="pt_PT" w:bidi="pt_PT"/>
+        </w:rPr>
+        <w:t>13</w:t>
+      </w:r>
       <w:r>
         <w:rPr>
           <w:lang w:val="pt_PT" w:bidi="pt_PT"/>
         </w:rPr>
         <w:t xml:space="preserve">, </w:t>
       </w:r>
-      <w:hyperlink r:id="rId34">
-        <w:r>
-          <w:rPr>
-            <w:lang w:val="pt_PT" w:bidi="pt_PT"/>
-          </w:rPr>
-          <w:rPr>
-            <w:color w:val="0000EE"/>
-            <w:u w:val="single"/>
-          </w:rPr>
-          <w:t>22</w:t>
-        </w:r>
-      </w:hyperlink>
+      <w:r>
+        <w:rPr>
+          <w:lang w:val="pt_PT" w:bidi="pt_PT"/>
+        </w:rPr>
+        <w:t>22</w:t>
+      </w:r>
       <w:r>
         <w:rPr>
           <w:lang w:val="pt_PT" w:bidi="pt_PT"/>
         </w:rPr>
         <w:t xml:space="preserve">, </w:t>
       </w:r>
-      <w:hyperlink r:id="rId35">
-        <w:r>
-          <w:rPr>
-            <w:lang w:val="pt_PT" w:bidi="pt_PT"/>
-          </w:rPr>
-          <w:rPr>
-            <w:color w:val="0000EE"/>
-            <w:u w:val="single"/>
-          </w:rPr>
-          <w:t>26</w:t>
-        </w:r>
-      </w:hyperlink>
+      <w:r>
+        <w:rPr>
+          <w:lang w:val="pt_PT" w:bidi="pt_PT"/>
+        </w:rPr>
+        <w:t>26</w:t>
+      </w:r>
       <w:r>
         <w:rPr>
           <w:lang w:val="pt_PT" w:bidi="pt_PT"/>
         </w:rPr>
         <w:t>). Atos mostra que o evangelho está aberto a todos — não apenas aos judeus, mas também aos gentios (</w:t>
       </w:r>
-      <w:hyperlink r:id="rId36">
-        <w:r>
-          <w:rPr>
-            <w:lang w:val="pt_PT" w:bidi="pt_PT"/>
-          </w:rPr>
-          <w:rPr>
-            <w:color w:val="0000EE"/>
-            <w:u w:val="single"/>
-          </w:rPr>
-          <w:t>2.8–11</w:t>
-        </w:r>
-      </w:hyperlink>
+      <w:r>
+        <w:rPr>
+          <w:lang w:val="pt_PT" w:bidi="pt_PT"/>
+        </w:rPr>
+        <w:t>2.8–11</w:t>
+      </w:r>
       <w:r>
         <w:rPr>
           <w:lang w:val="pt_PT" w:bidi="pt_PT"/>
         </w:rPr>
         <w:t xml:space="preserve">; </w:t>
       </w:r>
-      <w:hyperlink r:id="rId26">
-        <w:r>
-          <w:rPr>
-            <w:lang w:val="pt_PT" w:bidi="pt_PT"/>
-          </w:rPr>
-          <w:rPr>
-            <w:color w:val="0000EE"/>
-            <w:u w:val="single"/>
-          </w:rPr>
-          <w:t>8.26–40</w:t>
-        </w:r>
-      </w:hyperlink>
+      <w:r>
+        <w:rPr>
+          <w:lang w:val="pt_PT" w:bidi="pt_PT"/>
+        </w:rPr>
+        <w:t>8.26–40</w:t>
+      </w:r>
       <w:r>
         <w:rPr>
           <w:lang w:val="pt_PT" w:bidi="pt_PT"/>
         </w:rPr>
         <w:t xml:space="preserve">; </w:t>
       </w:r>
-      <w:hyperlink r:id="rId37">
-        <w:r>
-          <w:rPr>
-            <w:lang w:val="pt_PT" w:bidi="pt_PT"/>
-          </w:rPr>
-          <w:rPr>
-            <w:color w:val="0000EE"/>
-            <w:u w:val="single"/>
-          </w:rPr>
-          <w:t>10.1–11.18</w:t>
-        </w:r>
-      </w:hyperlink>
+      <w:r>
+        <w:rPr>
+          <w:lang w:val="pt_PT" w:bidi="pt_PT"/>
+        </w:rPr>
+        <w:t>10.1–11.18</w:t>
+      </w:r>
       <w:r>
         <w:rPr>
           <w:lang w:val="pt_PT" w:bidi="pt_PT"/>
         </w:rPr>
         <w:t>), e não apenas aos homens, mas também às mulheres (</w:t>
       </w:r>
-      <w:hyperlink r:id="rId38">
-        <w:r>
-          <w:rPr>
-            <w:lang w:val="pt_PT" w:bidi="pt_PT"/>
-          </w:rPr>
-          <w:rPr>
-            <w:color w:val="0000EE"/>
-            <w:u w:val="single"/>
-          </w:rPr>
-          <w:t>5.14</w:t>
-        </w:r>
-      </w:hyperlink>
+      <w:r>
+        <w:rPr>
+          <w:lang w:val="pt_PT" w:bidi="pt_PT"/>
+        </w:rPr>
+        <w:t>5.14</w:t>
+      </w:r>
       <w:r>
         <w:rPr>
           <w:lang w:val="pt_PT" w:bidi="pt_PT"/>
         </w:rPr>
         <w:t xml:space="preserve">; </w:t>
       </w:r>
-      <w:hyperlink r:id="rId39">
-        <w:r>
-          <w:rPr>
-            <w:lang w:val="pt_PT" w:bidi="pt_PT"/>
-          </w:rPr>
-          <w:rPr>
-            <w:color w:val="0000EE"/>
-            <w:u w:val="single"/>
-          </w:rPr>
-          <w:t>8.12</w:t>
-        </w:r>
-      </w:hyperlink>
+      <w:r>
+        <w:rPr>
+          <w:lang w:val="pt_PT" w:bidi="pt_PT"/>
+        </w:rPr>
+        <w:t>8.12</w:t>
+      </w:r>
       <w:r>
         <w:rPr>
           <w:lang w:val="pt_PT" w:bidi="pt_PT"/>
         </w:rPr>
         <w:t xml:space="preserve">; </w:t>
       </w:r>
-      <w:hyperlink r:id="rId40">
-        <w:r>
-          <w:rPr>
-            <w:lang w:val="pt_PT" w:bidi="pt_PT"/>
-          </w:rPr>
-          <w:rPr>
-            <w:color w:val="0000EE"/>
-            <w:u w:val="single"/>
-          </w:rPr>
-          <w:t>16.13–15</w:t>
-        </w:r>
-      </w:hyperlink>
+      <w:r>
+        <w:rPr>
+          <w:lang w:val="pt_PT" w:bidi="pt_PT"/>
+        </w:rPr>
+        <w:t>16.13–15</w:t>
+      </w:r>
       <w:r>
         <w:rPr>
           <w:lang w:val="pt_PT" w:bidi="pt_PT"/>
         </w:rPr>
         <w:t xml:space="preserve">; </w:t>
       </w:r>
-      <w:hyperlink r:id="rId41">
-        <w:r>
-          <w:rPr>
-            <w:lang w:val="pt_PT" w:bidi="pt_PT"/>
-          </w:rPr>
-          <w:rPr>
-            <w:color w:val="0000EE"/>
-            <w:u w:val="single"/>
-          </w:rPr>
-          <w:t>17.4</w:t>
-        </w:r>
-      </w:hyperlink>
+      <w:r>
+        <w:rPr>
+          <w:lang w:val="pt_PT" w:bidi="pt_PT"/>
+        </w:rPr>
+        <w:t>17.4</w:t>
+      </w:r>
       <w:r>
         <w:rPr>
           <w:lang w:val="pt_PT" w:bidi="pt_PT"/>
         </w:rPr>
         <w:t xml:space="preserve">, </w:t>
       </w:r>
-      <w:hyperlink r:id="rId42">
-        <w:r>
-          <w:rPr>
-            <w:lang w:val="pt_PT" w:bidi="pt_PT"/>
-          </w:rPr>
-          <w:rPr>
-            <w:color w:val="0000EE"/>
-            <w:u w:val="single"/>
-          </w:rPr>
-          <w:t>12</w:t>
-        </w:r>
-      </w:hyperlink>
+      <w:r>
+        <w:rPr>
+          <w:lang w:val="pt_PT" w:bidi="pt_PT"/>
+        </w:rPr>
+        <w:t>12</w:t>
+      </w:r>
       <w:r>
         <w:rPr>
           <w:lang w:val="pt_PT" w:bidi="pt_PT"/>
         </w:rPr>
         <w:t xml:space="preserve">, </w:t>
       </w:r>
-      <w:hyperlink r:id="rId43">
-        <w:r>
-          <w:rPr>
-            <w:lang w:val="pt_PT" w:bidi="pt_PT"/>
-          </w:rPr>
-          <w:rPr>
-            <w:color w:val="0000EE"/>
-            <w:u w:val="single"/>
-          </w:rPr>
-          <w:t>34</w:t>
-        </w:r>
-      </w:hyperlink>
+      <w:r>
+        <w:rPr>
+          <w:lang w:val="pt_PT" w:bidi="pt_PT"/>
+        </w:rPr>
+        <w:t>34</w:t>
+      </w:r>
       <w:r>
         <w:rPr>
           <w:lang w:val="pt_PT" w:bidi="pt_PT"/>
         </w:rPr>
         <w:t xml:space="preserve">; </w:t>
       </w:r>
-      <w:hyperlink r:id="rId44">
-        <w:r>
-          <w:rPr>
-            <w:lang w:val="pt_PT" w:bidi="pt_PT"/>
-          </w:rPr>
-          <w:rPr>
-            <w:color w:val="0000EE"/>
-            <w:u w:val="single"/>
-          </w:rPr>
-          <w:t>18.26</w:t>
-        </w:r>
-      </w:hyperlink>
+      <w:r>
+        <w:rPr>
+          <w:lang w:val="pt_PT" w:bidi="pt_PT"/>
+        </w:rPr>
+        <w:t>18.26</w:t>
+      </w:r>
       <w:r>
         <w:rPr>
           <w:lang w:val="pt_PT" w:bidi="pt_PT"/>
         </w:rPr>
         <w:t xml:space="preserve">; </w:t>
       </w:r>
-      <w:hyperlink r:id="rId45">
-        <w:r>
-          <w:rPr>
-            <w:lang w:val="pt_PT" w:bidi="pt_PT"/>
-          </w:rPr>
-          <w:rPr>
-            <w:color w:val="0000EE"/>
-            <w:u w:val="single"/>
-          </w:rPr>
-          <w:t>21.9</w:t>
-        </w:r>
-      </w:hyperlink>
+      <w:r>
+        <w:rPr>
+          <w:lang w:val="pt_PT" w:bidi="pt_PT"/>
+        </w:rPr>
+        <w:t>21.9</w:t>
+      </w:r>
       <w:r>
         <w:rPr>
           <w:lang w:val="pt_PT" w:bidi="pt_PT"/>
@@ -1072,162 +850,108 @@
         </w:rPr>
         <w:t>Política. Atos apresenta uma forte defesa da fé cristã aos judeus (</w:t>
       </w:r>
-      <w:hyperlink r:id="rId46">
-        <w:r>
-          <w:rPr>
-            <w:lang w:val="pt_PT" w:bidi="pt_PT"/>
-          </w:rPr>
-          <w:rPr>
-            <w:color w:val="0000EE"/>
-            <w:u w:val="single"/>
-          </w:rPr>
-          <w:t>4.8–12</w:t>
-        </w:r>
-      </w:hyperlink>
+      <w:r>
+        <w:rPr>
+          <w:lang w:val="pt_PT" w:bidi="pt_PT"/>
+        </w:rPr>
+        <w:t>4.8–12</w:t>
+      </w:r>
       <w:r>
         <w:rPr>
           <w:lang w:val="pt_PT" w:bidi="pt_PT"/>
         </w:rPr>
         <w:t xml:space="preserve">; </w:t>
       </w:r>
-      <w:hyperlink r:id="rId47">
-        <w:r>
-          <w:rPr>
-            <w:lang w:val="pt_PT" w:bidi="pt_PT"/>
-          </w:rPr>
-          <w:rPr>
-            <w:color w:val="0000EE"/>
-            <w:u w:val="single"/>
-          </w:rPr>
-          <w:t>7.2–53</w:t>
-        </w:r>
-      </w:hyperlink>
+      <w:r>
+        <w:rPr>
+          <w:lang w:val="pt_PT" w:bidi="pt_PT"/>
+        </w:rPr>
+        <w:t>7.2–53</w:t>
+      </w:r>
       <w:r>
         <w:rPr>
           <w:lang w:val="pt_PT" w:bidi="pt_PT"/>
         </w:rPr>
         <w:t>) e aos gentios (</w:t>
       </w:r>
-      <w:hyperlink r:id="rId48">
-        <w:r>
-          <w:rPr>
-            <w:lang w:val="pt_PT" w:bidi="pt_PT"/>
-          </w:rPr>
-          <w:rPr>
-            <w:color w:val="0000EE"/>
-            <w:u w:val="single"/>
-          </w:rPr>
-          <w:t>24.10–21</w:t>
-        </w:r>
-      </w:hyperlink>
+      <w:r>
+        <w:rPr>
+          <w:lang w:val="pt_PT" w:bidi="pt_PT"/>
+        </w:rPr>
+        <w:t>24.10–21</w:t>
+      </w:r>
       <w:r>
         <w:rPr>
           <w:lang w:val="pt_PT" w:bidi="pt_PT"/>
         </w:rPr>
         <w:t xml:space="preserve">; </w:t>
       </w:r>
-      <w:hyperlink r:id="rId49">
-        <w:r>
-          <w:rPr>
-            <w:lang w:val="pt_PT" w:bidi="pt_PT"/>
-          </w:rPr>
-          <w:rPr>
-            <w:color w:val="0000EE"/>
-            <w:u w:val="single"/>
-          </w:rPr>
-          <w:t>26.1–23</w:t>
-        </w:r>
-      </w:hyperlink>
+      <w:r>
+        <w:rPr>
+          <w:lang w:val="pt_PT" w:bidi="pt_PT"/>
+        </w:rPr>
+        <w:t>26.1–23</w:t>
+      </w:r>
       <w:r>
         <w:rPr>
           <w:lang w:val="pt_PT" w:bidi="pt_PT"/>
         </w:rPr>
         <w:t>). Lucas argumentou que o cristianismo tinha direito à mesma proteção que o judaísmo desfrutava como uma religio licita (“religião permitida”) e que não apresentava perigo para o estado romano (</w:t>
       </w:r>
-      <w:hyperlink r:id="rId50">
-        <w:r>
-          <w:rPr>
-            <w:lang w:val="pt_PT" w:bidi="pt_PT"/>
-          </w:rPr>
-          <w:rPr>
-            <w:color w:val="0000EE"/>
-            <w:u w:val="single"/>
-          </w:rPr>
-          <w:t>18.14–16</w:t>
-        </w:r>
-      </w:hyperlink>
+      <w:r>
+        <w:rPr>
+          <w:lang w:val="pt_PT" w:bidi="pt_PT"/>
+        </w:rPr>
+        <w:t>18.14–16</w:t>
+      </w:r>
       <w:r>
         <w:rPr>
           <w:lang w:val="pt_PT" w:bidi="pt_PT"/>
         </w:rPr>
         <w:t xml:space="preserve">; </w:t>
       </w:r>
-      <w:hyperlink r:id="rId51">
-        <w:r>
-          <w:rPr>
-            <w:lang w:val="pt_PT" w:bidi="pt_PT"/>
-          </w:rPr>
-          <w:rPr>
-            <w:color w:val="0000EE"/>
-            <w:u w:val="single"/>
-          </w:rPr>
-          <w:t>19.37</w:t>
-        </w:r>
-      </w:hyperlink>
+      <w:r>
+        <w:rPr>
+          <w:lang w:val="pt_PT" w:bidi="pt_PT"/>
+        </w:rPr>
+        <w:t>19.37</w:t>
+      </w:r>
       <w:r>
         <w:rPr>
           <w:lang w:val="pt_PT" w:bidi="pt_PT"/>
         </w:rPr>
         <w:t xml:space="preserve">; </w:t>
       </w:r>
-      <w:hyperlink r:id="rId52">
-        <w:r>
-          <w:rPr>
-            <w:lang w:val="pt_PT" w:bidi="pt_PT"/>
-          </w:rPr>
-          <w:rPr>
-            <w:color w:val="0000EE"/>
-            <w:u w:val="single"/>
-          </w:rPr>
-          <w:t>23.29</w:t>
-        </w:r>
-      </w:hyperlink>
+      <w:r>
+        <w:rPr>
+          <w:lang w:val="pt_PT" w:bidi="pt_PT"/>
+        </w:rPr>
+        <w:t>23.29</w:t>
+      </w:r>
       <w:r>
         <w:rPr>
           <w:lang w:val="pt_PT" w:bidi="pt_PT"/>
         </w:rPr>
         <w:t xml:space="preserve">; </w:t>
       </w:r>
-      <w:hyperlink r:id="rId53">
-        <w:r>
-          <w:rPr>
-            <w:lang w:val="pt_PT" w:bidi="pt_PT"/>
-          </w:rPr>
-          <w:rPr>
-            <w:color w:val="0000EE"/>
-            <w:u w:val="single"/>
-          </w:rPr>
-          <w:t>25.25</w:t>
-        </w:r>
-      </w:hyperlink>
+      <w:r>
+        <w:rPr>
+          <w:lang w:val="pt_PT" w:bidi="pt_PT"/>
+        </w:rPr>
+        <w:t>25.25</w:t>
+      </w:r>
       <w:r>
         <w:rPr>
           <w:lang w:val="pt_PT" w:bidi="pt_PT"/>
         </w:rPr>
         <w:t xml:space="preserve">; </w:t>
       </w:r>
-      <w:hyperlink r:id="rId54">
-        <w:r>
-          <w:rPr>
-            <w:lang w:val="pt_PT" w:bidi="pt_PT"/>
-          </w:rPr>
-          <w:rPr>
-            <w:color w:val="0000EE"/>
-            <w:u w:val="single"/>
-          </w:rPr>
-          <w:t>26.32</w:t>
-        </w:r>
-      </w:hyperlink>
+      <w:r>
+        <w:rPr>
+          <w:lang w:val="pt_PT" w:bidi="pt_PT"/>
+        </w:rPr>
+        <w:t>26.32</w:t>
+      </w:r>
       <w:r>
         <w:rPr>
           <w:lang w:val="pt_PT" w:bidi="pt_PT"/>
@@ -1259,144 +983,96 @@
         </w:rPr>
         <w:t xml:space="preserve">Lucas era o companheiro de viagem de Paulo (veja </w:t>
       </w:r>
-      <w:hyperlink r:id="rId55">
-        <w:r>
-          <w:rPr>
-            <w:lang w:val="pt_PT" w:bidi="pt_PT"/>
-          </w:rPr>
-          <w:rPr>
-            <w:color w:val="0000EE"/>
-            <w:u w:val="single"/>
-          </w:rPr>
-          <w:t>16.10</w:t>
-        </w:r>
-      </w:hyperlink>
+      <w:r>
+        <w:rPr>
+          <w:lang w:val="pt_PT" w:bidi="pt_PT"/>
+        </w:rPr>
+        <w:t>16.10</w:t>
+      </w:r>
       <w:r>
         <w:rPr>
           <w:lang w:val="pt_PT" w:bidi="pt_PT"/>
         </w:rPr>
         <w:t xml:space="preserve"> e nota de rodapé lá) e estava com Paulo durante seus últimos anos (</w:t>
       </w:r>
-      <w:hyperlink r:id="rId56">
-        <w:r>
-          <w:rPr>
-            <w:lang w:val="pt_PT" w:bidi="pt_PT"/>
-          </w:rPr>
-          <w:rPr>
-            <w:color w:val="0000EE"/>
-            <w:u w:val="single"/>
-          </w:rPr>
-          <w:t>2Tm 4.11</w:t>
-        </w:r>
-      </w:hyperlink>
+      <w:r>
+        <w:rPr>
+          <w:lang w:val="pt_PT" w:bidi="pt_PT"/>
+        </w:rPr>
+        <w:t>2Tm 4.11</w:t>
+      </w:r>
       <w:r>
         <w:rPr>
           <w:lang w:val="pt_PT" w:bidi="pt_PT"/>
         </w:rPr>
         <w:t xml:space="preserve">). Várias passagens em Atos aparecem na primeira pessoa (“nós”; </w:t>
       </w:r>
-      <w:hyperlink r:id="rId57">
-        <w:r>
-          <w:rPr>
-            <w:lang w:val="pt_PT" w:bidi="pt_PT"/>
-          </w:rPr>
-          <w:rPr>
-            <w:color w:val="0000EE"/>
-            <w:u w:val="single"/>
-          </w:rPr>
-          <w:t>16.10–18</w:t>
-        </w:r>
-      </w:hyperlink>
+      <w:r>
+        <w:rPr>
+          <w:lang w:val="pt_PT" w:bidi="pt_PT"/>
+        </w:rPr>
+        <w:t>16.10–18</w:t>
+      </w:r>
       <w:r>
         <w:rPr>
           <w:lang w:val="pt_PT" w:bidi="pt_PT"/>
         </w:rPr>
         <w:t xml:space="preserve">; </w:t>
       </w:r>
-      <w:hyperlink r:id="rId58">
-        <w:r>
-          <w:rPr>
-            <w:lang w:val="pt_PT" w:bidi="pt_PT"/>
-          </w:rPr>
-          <w:rPr>
-            <w:color w:val="0000EE"/>
-            <w:u w:val="single"/>
-          </w:rPr>
-          <w:t>20.5–15</w:t>
-        </w:r>
-      </w:hyperlink>
+      <w:r>
+        <w:rPr>
+          <w:lang w:val="pt_PT" w:bidi="pt_PT"/>
+        </w:rPr>
+        <w:t>20.5–15</w:t>
+      </w:r>
       <w:r>
         <w:rPr>
           <w:lang w:val="pt_PT" w:bidi="pt_PT"/>
         </w:rPr>
         <w:t xml:space="preserve">; </w:t>
       </w:r>
-      <w:hyperlink r:id="rId59">
-        <w:r>
-          <w:rPr>
-            <w:lang w:val="pt_PT" w:bidi="pt_PT"/>
-          </w:rPr>
-          <w:rPr>
-            <w:color w:val="0000EE"/>
-            <w:u w:val="single"/>
-          </w:rPr>
-          <w:t>21.1–18</w:t>
-        </w:r>
-      </w:hyperlink>
+      <w:r>
+        <w:rPr>
+          <w:lang w:val="pt_PT" w:bidi="pt_PT"/>
+        </w:rPr>
+        <w:t>21.1–18</w:t>
+      </w:r>
       <w:r>
         <w:rPr>
           <w:lang w:val="pt_PT" w:bidi="pt_PT"/>
         </w:rPr>
         <w:t xml:space="preserve">; </w:t>
       </w:r>
-      <w:hyperlink r:id="rId60">
-        <w:r>
-          <w:rPr>
-            <w:lang w:val="pt_PT" w:bidi="pt_PT"/>
-          </w:rPr>
-          <w:rPr>
-            <w:color w:val="0000EE"/>
-            <w:u w:val="single"/>
-          </w:rPr>
-          <w:t>27.1–28.16</w:t>
-        </w:r>
-      </w:hyperlink>
+      <w:r>
+        <w:rPr>
+          <w:lang w:val="pt_PT" w:bidi="pt_PT"/>
+        </w:rPr>
+        <w:t>27.1–28.16</w:t>
+      </w:r>
       <w:r>
         <w:rPr>
           <w:lang w:val="pt_PT" w:bidi="pt_PT"/>
         </w:rPr>
         <w:t>), o que sugere que Lucas estava com Paulo nessas partes de suas viagens. Em Colossenses, Lucas é referido como o “médico amado”, listado como um dos vários não-judeus que estavam trabalhando com Paulo (</w:t>
       </w:r>
-      <w:hyperlink r:id="rId61">
-        <w:r>
-          <w:rPr>
-            <w:lang w:val="pt_PT" w:bidi="pt_PT"/>
-          </w:rPr>
-          <w:rPr>
-            <w:color w:val="0000EE"/>
-            <w:u w:val="single"/>
-          </w:rPr>
-          <w:t>Cl 4.11–14</w:t>
-        </w:r>
-      </w:hyperlink>
+      <w:r>
+        <w:rPr>
+          <w:lang w:val="pt_PT" w:bidi="pt_PT"/>
+        </w:rPr>
+        <w:t>Cl 4.11–14</w:t>
+      </w:r>
       <w:r>
         <w:rPr>
           <w:lang w:val="pt_PT" w:bidi="pt_PT"/>
         </w:rPr>
         <w:t xml:space="preserve">; veja também </w:t>
       </w:r>
-      <w:hyperlink r:id="rId62">
-        <w:r>
-          <w:rPr>
-            <w:lang w:val="pt_PT" w:bidi="pt_PT"/>
-          </w:rPr>
-          <w:rPr>
-            <w:color w:val="0000EE"/>
-            <w:u w:val="single"/>
-          </w:rPr>
-          <w:t>Fm 1.24</w:t>
-        </w:r>
-      </w:hyperlink>
+      <w:r>
+        <w:rPr>
+          <w:lang w:val="pt_PT" w:bidi="pt_PT"/>
+        </w:rPr>
+        <w:t>Fm 1.24</w:t>
+      </w:r>
       <w:r>
         <w:rPr>
           <w:lang w:val="pt_PT" w:bidi="pt_PT"/>
@@ -1431,18 +1107,12 @@
         </w:rPr>
         <w:t>Como um historiador helenístico responsável, Lucas usou bons métodos históricos e descreveu seus procedimentos em detalhes, mostrando interesse em escrever um relato preciso e ordenado da verdade das origens cristãs (</w:t>
       </w:r>
-      <w:hyperlink r:id="rId63">
-        <w:r>
-          <w:rPr>
-            <w:lang w:val="pt_PT" w:bidi="pt_PT"/>
-          </w:rPr>
-          <w:rPr>
-            <w:color w:val="0000EE"/>
-            <w:u w:val="single"/>
-          </w:rPr>
-          <w:t>Lucas 1.1–4</w:t>
-        </w:r>
-      </w:hyperlink>
+      <w:r>
+        <w:rPr>
+          <w:lang w:val="pt_PT" w:bidi="pt_PT"/>
+        </w:rPr>
+        <w:t>Lucas 1.1–4</w:t>
+      </w:r>
       <w:r>
         <w:rPr>
           <w:lang w:val="pt_PT" w:bidi="pt_PT"/>
@@ -1488,54 +1158,36 @@
         </w:rPr>
         <w:t xml:space="preserve">Atos é geralmente datado entre o início dos anos 60 d.C. e o fim da vida esperada dos colegas de trabalho e companheiros de viagem de Paulo (meados dos anos 80 d.C.). Muitos estudiosos optaram por uma data após 70 d.C., argumentando que Lucas usou Marcos como uma de suas fontes (presumindo que Marcos foi escrito no final dos anos 60). No entanto, Atos não menciona o resultado do julgamento de Paulo (por volta de 62 d.C.); a morte de Tiago, o irmão do Senhor (início dos anos 60 d.C.); a perseguição aos cristãos realizada por Nero após o incêndio de Roma em 64 d.C.; as mortes de Pedro e Paulo (por volta de 64–65 d.C.) e Nero (68 d.C.); a revolta judaica (66 d.C); ou a destruição de Jerusalém (70 d.C.). Atos termina com Paulo sob prisão domiciliar (60–62 d.C.). Assim, um argumento válido pode ser apresentado de que Lucas escreveu Atos antes de 64 d.C. Aqueles que datam Atos após 70 d.C. responderiam que Lucas omite esses eventos porque eles não eram pertinentes para seu propósito (veja </w:t>
       </w:r>
-      <w:hyperlink r:id="rId20">
-        <w:r>
-          <w:rPr>
-            <w:lang w:val="pt_PT" w:bidi="pt_PT"/>
-          </w:rPr>
-          <w:rPr>
-            <w:color w:val="0000EE"/>
-            <w:u w:val="single"/>
-          </w:rPr>
-          <w:t>Atos 1.8</w:t>
-        </w:r>
-      </w:hyperlink>
+      <w:r>
+        <w:rPr>
+          <w:lang w:val="pt_PT" w:bidi="pt_PT"/>
+        </w:rPr>
+        <w:t>Atos 1.8</w:t>
+      </w:r>
       <w:r>
         <w:rPr>
           <w:lang w:val="pt_PT" w:bidi="pt_PT"/>
         </w:rPr>
         <w:t xml:space="preserve">; </w:t>
       </w:r>
-      <w:hyperlink r:id="rId29">
-        <w:r>
-          <w:rPr>
-            <w:lang w:val="pt_PT" w:bidi="pt_PT"/>
-          </w:rPr>
-          <w:rPr>
-            <w:color w:val="0000EE"/>
-            <w:u w:val="single"/>
-          </w:rPr>
-          <w:t>9.15</w:t>
-        </w:r>
-      </w:hyperlink>
+      <w:r>
+        <w:rPr>
+          <w:lang w:val="pt_PT" w:bidi="pt_PT"/>
+        </w:rPr>
+        <w:t>9.15</w:t>
+      </w:r>
       <w:r>
         <w:rPr>
           <w:lang w:val="pt_PT" w:bidi="pt_PT"/>
         </w:rPr>
         <w:t xml:space="preserve">; </w:t>
       </w:r>
-      <w:hyperlink r:id="rId23">
-        <w:r>
-          <w:rPr>
-            <w:lang w:val="pt_PT" w:bidi="pt_PT"/>
-          </w:rPr>
-          <w:rPr>
-            <w:color w:val="0000EE"/>
-            <w:u w:val="single"/>
-          </w:rPr>
-          <w:t>28.31</w:t>
-        </w:r>
-      </w:hyperlink>
+      <w:r>
+        <w:rPr>
+          <w:lang w:val="pt_PT" w:bidi="pt_PT"/>
+        </w:rPr>
+        <w:t>28.31</w:t>
+      </w:r>
       <w:r>
         <w:rPr>
           <w:lang w:val="pt_PT" w:bidi="pt_PT"/>
@@ -1567,180 +1219,120 @@
         </w:rPr>
         <w:t xml:space="preserve">O livro de Atos é o segundo volume de uma obra de duas partes (veja </w:t>
       </w:r>
-      <w:hyperlink r:id="rId63">
-        <w:r>
-          <w:rPr>
-            <w:lang w:val="pt_PT" w:bidi="pt_PT"/>
-          </w:rPr>
-          <w:rPr>
-            <w:color w:val="0000EE"/>
-            <w:u w:val="single"/>
-          </w:rPr>
-          <w:t>Lucas 1.1–4</w:t>
-        </w:r>
-      </w:hyperlink>
+      <w:r>
+        <w:rPr>
+          <w:lang w:val="pt_PT" w:bidi="pt_PT"/>
+        </w:rPr>
+        <w:t>Lucas 1.1–4</w:t>
+      </w:r>
       <w:r>
         <w:rPr>
           <w:lang w:val="pt_PT" w:bidi="pt_PT"/>
         </w:rPr>
         <w:t xml:space="preserve">; </w:t>
       </w:r>
-      <w:hyperlink r:id="rId64">
-        <w:r>
-          <w:rPr>
-            <w:lang w:val="pt_PT" w:bidi="pt_PT"/>
-          </w:rPr>
-          <w:rPr>
-            <w:color w:val="0000EE"/>
-            <w:u w:val="single"/>
-          </w:rPr>
-          <w:t>Atos 1.1–2</w:t>
-        </w:r>
-      </w:hyperlink>
+      <w:r>
+        <w:rPr>
+          <w:lang w:val="pt_PT" w:bidi="pt_PT"/>
+        </w:rPr>
+        <w:t>Atos 1.1–2</w:t>
+      </w:r>
       <w:r>
         <w:rPr>
           <w:lang w:val="pt_PT" w:bidi="pt_PT"/>
         </w:rPr>
         <w:t>). O principal destinatário do Evangelho de Lucas e do livro de Atos foi Teófilo (</w:t>
       </w:r>
-      <w:hyperlink r:id="rId65">
-        <w:r>
-          <w:rPr>
-            <w:lang w:val="pt_PT" w:bidi="pt_PT"/>
-          </w:rPr>
-          <w:rPr>
-            <w:color w:val="0000EE"/>
-            <w:u w:val="single"/>
-          </w:rPr>
-          <w:t>Lucas 1.3</w:t>
-        </w:r>
-      </w:hyperlink>
+      <w:r>
+        <w:rPr>
+          <w:lang w:val="pt_PT" w:bidi="pt_PT"/>
+        </w:rPr>
+        <w:t>Lucas 1.3</w:t>
+      </w:r>
       <w:r>
         <w:rPr>
           <w:lang w:val="pt_PT" w:bidi="pt_PT"/>
         </w:rPr>
         <w:t xml:space="preserve">; </w:t>
       </w:r>
-      <w:hyperlink r:id="rId66">
-        <w:r>
-          <w:rPr>
-            <w:lang w:val="pt_PT" w:bidi="pt_PT"/>
-          </w:rPr>
-          <w:rPr>
-            <w:color w:val="0000EE"/>
-            <w:u w:val="single"/>
-          </w:rPr>
-          <w:t>Atos 1.1</w:t>
-        </w:r>
-      </w:hyperlink>
+      <w:r>
+        <w:rPr>
+          <w:lang w:val="pt_PT" w:bidi="pt_PT"/>
+        </w:rPr>
+        <w:t>Atos 1.1</w:t>
+      </w:r>
       <w:r>
         <w:rPr>
           <w:lang w:val="pt_PT" w:bidi="pt_PT"/>
         </w:rPr>
         <w:t>), que significa “aquele que ama a Deus”. Teófilo é descrito pelo título, “mais honrado” (</w:t>
       </w:r>
-      <w:hyperlink r:id="rId65">
-        <w:r>
-          <w:rPr>
-            <w:lang w:val="pt_PT" w:bidi="pt_PT"/>
-          </w:rPr>
-          <w:rPr>
-            <w:color w:val="0000EE"/>
-            <w:u w:val="single"/>
-          </w:rPr>
-          <w:t>Lucas 1.3</w:t>
-        </w:r>
-      </w:hyperlink>
+      <w:r>
+        <w:rPr>
+          <w:lang w:val="pt_PT" w:bidi="pt_PT"/>
+        </w:rPr>
+        <w:t>Lucas 1.3</w:t>
+      </w:r>
       <w:r>
         <w:rPr>
           <w:lang w:val="pt_PT" w:bidi="pt_PT"/>
         </w:rPr>
         <w:t>), usado em outros lugares para os governadores romanos, como Félix e Festo (</w:t>
       </w:r>
-      <w:hyperlink r:id="rId67">
-        <w:r>
-          <w:rPr>
-            <w:lang w:val="pt_PT" w:bidi="pt_PT"/>
-          </w:rPr>
-          <w:rPr>
-            <w:color w:val="0000EE"/>
-            <w:u w:val="single"/>
-          </w:rPr>
-          <w:t>23.26</w:t>
-        </w:r>
-      </w:hyperlink>
+      <w:r>
+        <w:rPr>
+          <w:lang w:val="pt_PT" w:bidi="pt_PT"/>
+        </w:rPr>
+        <w:t>23.26</w:t>
+      </w:r>
       <w:r>
         <w:rPr>
           <w:lang w:val="pt_PT" w:bidi="pt_PT"/>
         </w:rPr>
         <w:t xml:space="preserve">; </w:t>
       </w:r>
-      <w:hyperlink r:id="rId68">
-        <w:r>
-          <w:rPr>
-            <w:lang w:val="pt_PT" w:bidi="pt_PT"/>
-          </w:rPr>
-          <w:rPr>
-            <w:color w:val="0000EE"/>
-            <w:u w:val="single"/>
-          </w:rPr>
-          <w:t>24.2–3</w:t>
-        </w:r>
-      </w:hyperlink>
+      <w:r>
+        <w:rPr>
+          <w:lang w:val="pt_PT" w:bidi="pt_PT"/>
+        </w:rPr>
+        <w:t>24.2–3</w:t>
+      </w:r>
       <w:r>
         <w:rPr>
           <w:lang w:val="pt_PT" w:bidi="pt_PT"/>
         </w:rPr>
         <w:t xml:space="preserve">; </w:t>
       </w:r>
-      <w:hyperlink r:id="rId69">
-        <w:r>
-          <w:rPr>
-            <w:lang w:val="pt_PT" w:bidi="pt_PT"/>
-          </w:rPr>
-          <w:rPr>
-            <w:color w:val="0000EE"/>
-            <w:u w:val="single"/>
-          </w:rPr>
-          <w:t>26.25</w:t>
-        </w:r>
-      </w:hyperlink>
+      <w:r>
+        <w:rPr>
+          <w:lang w:val="pt_PT" w:bidi="pt_PT"/>
+        </w:rPr>
+        <w:t>26.25</w:t>
+      </w:r>
       <w:r>
         <w:rPr>
           <w:lang w:val="pt_PT" w:bidi="pt_PT"/>
         </w:rPr>
         <w:t>). Teófilo pode ter sido o patrono e benfeitor de Lucas. Ele era um gentio que havia recebido instrução cristã (</w:t>
       </w:r>
-      <w:hyperlink r:id="rId70">
-        <w:r>
-          <w:rPr>
-            <w:lang w:val="pt_PT" w:bidi="pt_PT"/>
-          </w:rPr>
-          <w:rPr>
-            <w:color w:val="0000EE"/>
-            <w:u w:val="single"/>
-          </w:rPr>
-          <w:t>Lucas 1.4</w:t>
-        </w:r>
-      </w:hyperlink>
+      <w:r>
+        <w:rPr>
+          <w:lang w:val="pt_PT" w:bidi="pt_PT"/>
+        </w:rPr>
+        <w:t>Lucas 1.4</w:t>
+      </w:r>
       <w:r>
         <w:rPr>
           <w:lang w:val="pt_PT" w:bidi="pt_PT"/>
         </w:rPr>
         <w:t>). Lucas queria que ele e outros tivessem uma compreensão precisa da fé cristã e de sua propagação pelo mundo mediterrâneo, para que pudessem estar “certos da verdade” sobre o cristianismo (</w:t>
       </w:r>
-      <w:hyperlink r:id="rId70">
-        <w:r>
-          <w:rPr>
-            <w:lang w:val="pt_PT" w:bidi="pt_PT"/>
-          </w:rPr>
-          <w:rPr>
-            <w:color w:val="0000EE"/>
-            <w:u w:val="single"/>
-          </w:rPr>
-          <w:t>Lucas 1.4</w:t>
-        </w:r>
-      </w:hyperlink>
+      <w:r>
+        <w:rPr>
+          <w:lang w:val="pt_PT" w:bidi="pt_PT"/>
+        </w:rPr>
+        <w:t>Lucas 1.4</w:t>
+      </w:r>
       <w:r>
         <w:rPr>
           <w:lang w:val="pt_PT" w:bidi="pt_PT"/>
@@ -1772,126 +1364,84 @@
         </w:rPr>
         <w:t xml:space="preserve">O material de Atos é apresentado com atenção e precisão (por exemplo, </w:t>
       </w:r>
-      <w:hyperlink r:id="rId71">
-        <w:r>
-          <w:rPr>
-            <w:lang w:val="pt_PT" w:bidi="pt_PT"/>
-          </w:rPr>
-          <w:rPr>
-            <w:color w:val="0000EE"/>
-            <w:u w:val="single"/>
-          </w:rPr>
-          <w:t>11.28</w:t>
-        </w:r>
-      </w:hyperlink>
+      <w:r>
+        <w:rPr>
+          <w:lang w:val="pt_PT" w:bidi="pt_PT"/>
+        </w:rPr>
+        <w:t>11.28</w:t>
+      </w:r>
       <w:r>
         <w:rPr>
           <w:lang w:val="pt_PT" w:bidi="pt_PT"/>
         </w:rPr>
         <w:t xml:space="preserve">; </w:t>
       </w:r>
-      <w:hyperlink r:id="rId72">
-        <w:r>
-          <w:rPr>
-            <w:lang w:val="pt_PT" w:bidi="pt_PT"/>
-          </w:rPr>
-          <w:rPr>
-            <w:color w:val="0000EE"/>
-            <w:u w:val="single"/>
-          </w:rPr>
-          <w:t>18.2</w:t>
-        </w:r>
-      </w:hyperlink>
+      <w:r>
+        <w:rPr>
+          <w:lang w:val="pt_PT" w:bidi="pt_PT"/>
+        </w:rPr>
+        <w:t>18.2</w:t>
+      </w:r>
       <w:r>
         <w:rPr>
           <w:lang w:val="pt_PT" w:bidi="pt_PT"/>
         </w:rPr>
         <w:t xml:space="preserve">), e a precisão das informações muitas vezes foi afirmada pela arqueologia, geografia e estudos relacionados. Lucas combinou precisão e detalhes históricos com um dom para descrições vívidas e dramáticas (por exemplo, </w:t>
       </w:r>
-      <w:hyperlink r:id="rId73">
-        <w:r>
-          <w:rPr>
-            <w:lang w:val="pt_PT" w:bidi="pt_PT"/>
-          </w:rPr>
-          <w:rPr>
-            <w:color w:val="0000EE"/>
-            <w:u w:val="single"/>
-          </w:rPr>
-          <w:t>5.17–32</w:t>
-        </w:r>
-      </w:hyperlink>
+      <w:r>
+        <w:rPr>
+          <w:lang w:val="pt_PT" w:bidi="pt_PT"/>
+        </w:rPr>
+        <w:t>5.17–32</w:t>
+      </w:r>
       <w:r>
         <w:rPr>
           <w:lang w:val="pt_PT" w:bidi="pt_PT"/>
         </w:rPr>
         <w:t xml:space="preserve">; </w:t>
       </w:r>
-      <w:hyperlink r:id="rId74">
-        <w:r>
-          <w:rPr>
-            <w:lang w:val="pt_PT" w:bidi="pt_PT"/>
-          </w:rPr>
-          <w:rPr>
-            <w:color w:val="0000EE"/>
-            <w:u w:val="single"/>
-          </w:rPr>
-          <w:t>12.1–17</w:t>
-        </w:r>
-      </w:hyperlink>
+      <w:r>
+        <w:rPr>
+          <w:lang w:val="pt_PT" w:bidi="pt_PT"/>
+        </w:rPr>
+        <w:t>12.1–17</w:t>
+      </w:r>
       <w:r>
         <w:rPr>
           <w:lang w:val="pt_PT" w:bidi="pt_PT"/>
         </w:rPr>
         <w:t xml:space="preserve">; </w:t>
       </w:r>
-      <w:hyperlink r:id="rId75">
-        <w:r>
-          <w:rPr>
-            <w:lang w:val="pt_PT" w:bidi="pt_PT"/>
-          </w:rPr>
-          <w:rPr>
-            <w:color w:val="0000EE"/>
-            <w:u w:val="single"/>
-          </w:rPr>
-          <w:t>14.8–20</w:t>
-        </w:r>
-      </w:hyperlink>
+      <w:r>
+        <w:rPr>
+          <w:lang w:val="pt_PT" w:bidi="pt_PT"/>
+        </w:rPr>
+        <w:t>14.8–20</w:t>
+      </w:r>
       <w:r>
         <w:rPr>
           <w:lang w:val="pt_PT" w:bidi="pt_PT"/>
         </w:rPr>
         <w:t xml:space="preserve">; </w:t>
       </w:r>
-      <w:hyperlink r:id="rId76">
-        <w:r>
-          <w:rPr>
-            <w:lang w:val="pt_PT" w:bidi="pt_PT"/>
-          </w:rPr>
-          <w:rPr>
-            <w:color w:val="0000EE"/>
-            <w:u w:val="single"/>
-          </w:rPr>
-          <w:t>16.11–40</w:t>
-        </w:r>
-      </w:hyperlink>
+      <w:r>
+        <w:rPr>
+          <w:lang w:val="pt_PT" w:bidi="pt_PT"/>
+        </w:rPr>
+        <w:t>16.11–40</w:t>
+      </w:r>
       <w:r>
         <w:rPr>
           <w:lang w:val="pt_PT" w:bidi="pt_PT"/>
         </w:rPr>
         <w:t xml:space="preserve">; </w:t>
       </w:r>
-      <w:hyperlink r:id="rId77">
-        <w:r>
-          <w:rPr>
-            <w:lang w:val="pt_PT" w:bidi="pt_PT"/>
-          </w:rPr>
-          <w:rPr>
-            <w:color w:val="0000EE"/>
-            <w:u w:val="single"/>
-          </w:rPr>
-          <w:t>27.1–44</w:t>
-        </w:r>
-      </w:hyperlink>
+      <w:r>
+        <w:rPr>
+          <w:lang w:val="pt_PT" w:bidi="pt_PT"/>
+        </w:rPr>
+        <w:t>27.1–44</w:t>
+      </w:r>
       <w:r>
         <w:rPr>
           <w:lang w:val="pt_PT" w:bidi="pt_PT"/>
@@ -1912,108 +1462,72 @@
         </w:rPr>
         <w:t>Atos é pontuado pelas poderosas falas de Pedro, Estêvão, Tiago e Paulo (</w:t>
       </w:r>
-      <w:hyperlink r:id="rId78">
-        <w:r>
-          <w:rPr>
-            <w:lang w:val="pt_PT" w:bidi="pt_PT"/>
-          </w:rPr>
-          <w:rPr>
-            <w:color w:val="0000EE"/>
-            <w:u w:val="single"/>
-          </w:rPr>
-          <w:t>2.14–40</w:t>
-        </w:r>
-      </w:hyperlink>
+      <w:r>
+        <w:rPr>
+          <w:lang w:val="pt_PT" w:bidi="pt_PT"/>
+        </w:rPr>
+        <w:t>2.14–40</w:t>
+      </w:r>
       <w:r>
         <w:rPr>
           <w:lang w:val="pt_PT" w:bidi="pt_PT"/>
         </w:rPr>
         <w:t xml:space="preserve">; </w:t>
       </w:r>
-      <w:hyperlink r:id="rId47">
-        <w:r>
-          <w:rPr>
-            <w:lang w:val="pt_PT" w:bidi="pt_PT"/>
-          </w:rPr>
-          <w:rPr>
-            <w:color w:val="0000EE"/>
-            <w:u w:val="single"/>
-          </w:rPr>
-          <w:t>7.2–53</w:t>
-        </w:r>
-      </w:hyperlink>
+      <w:r>
+        <w:rPr>
+          <w:lang w:val="pt_PT" w:bidi="pt_PT"/>
+        </w:rPr>
+        <w:t>7.2–53</w:t>
+      </w:r>
       <w:r>
         <w:rPr>
           <w:lang w:val="pt_PT" w:bidi="pt_PT"/>
         </w:rPr>
         <w:t xml:space="preserve">; </w:t>
       </w:r>
-      <w:hyperlink r:id="rId79">
-        <w:r>
-          <w:rPr>
-            <w:lang w:val="pt_PT" w:bidi="pt_PT"/>
-          </w:rPr>
-          <w:rPr>
-            <w:color w:val="0000EE"/>
-            <w:u w:val="single"/>
-          </w:rPr>
-          <w:t>15.13–21</w:t>
-        </w:r>
-      </w:hyperlink>
+      <w:r>
+        <w:rPr>
+          <w:lang w:val="pt_PT" w:bidi="pt_PT"/>
+        </w:rPr>
+        <w:t>15.13–21</w:t>
+      </w:r>
       <w:r>
         <w:rPr>
           <w:lang w:val="pt_PT" w:bidi="pt_PT"/>
         </w:rPr>
         <w:t xml:space="preserve">; </w:t>
       </w:r>
-      <w:hyperlink r:id="rId80">
-        <w:r>
-          <w:rPr>
-            <w:lang w:val="pt_PT" w:bidi="pt_PT"/>
-          </w:rPr>
-          <w:rPr>
-            <w:color w:val="0000EE"/>
-            <w:u w:val="single"/>
-          </w:rPr>
-          <w:t>22.3–21</w:t>
-        </w:r>
-      </w:hyperlink>
+      <w:r>
+        <w:rPr>
+          <w:lang w:val="pt_PT" w:bidi="pt_PT"/>
+        </w:rPr>
+        <w:t>22.3–21</w:t>
+      </w:r>
       <w:r>
         <w:rPr>
           <w:lang w:val="pt_PT" w:bidi="pt_PT"/>
         </w:rPr>
         <w:t>). Os estilos literários variados em Atos se encaixam nos cenários de uma maneira notável. O sermão de Pedro no dia de Pentecostes tem um caráter fortemente judaico (</w:t>
       </w:r>
-      <w:hyperlink r:id="rId78">
-        <w:r>
-          <w:rPr>
-            <w:lang w:val="pt_PT" w:bidi="pt_PT"/>
-          </w:rPr>
-          <w:rPr>
-            <w:color w:val="0000EE"/>
-            <w:u w:val="single"/>
-          </w:rPr>
-          <w:t>2.14–40</w:t>
-        </w:r>
-      </w:hyperlink>
+      <w:r>
+        <w:rPr>
+          <w:lang w:val="pt_PT" w:bidi="pt_PT"/>
+        </w:rPr>
+        <w:t>2.14–40</w:t>
+      </w:r>
       <w:r>
         <w:rPr>
           <w:lang w:val="pt_PT" w:bidi="pt_PT"/>
         </w:rPr>
         <w:t>), enquanto a pregação de Paulo diante dos filósofos gregos em Atenas usa as formas de oratória grega (</w:t>
       </w:r>
-      <w:hyperlink r:id="rId81">
-        <w:r>
-          <w:rPr>
-            <w:lang w:val="pt_PT" w:bidi="pt_PT"/>
-          </w:rPr>
-          <w:rPr>
-            <w:color w:val="0000EE"/>
-            <w:u w:val="single"/>
-          </w:rPr>
-          <w:t>17.22–31</w:t>
-        </w:r>
-      </w:hyperlink>
+      <w:r>
+        <w:rPr>
+          <w:lang w:val="pt_PT" w:bidi="pt_PT"/>
+        </w:rPr>
+        <w:t>17.22–31</w:t>
+      </w:r>
       <w:r>
         <w:rPr>
           <w:lang w:val="pt_PT" w:bidi="pt_PT"/>
@@ -2045,450 +1559,300 @@
         </w:rPr>
         <w:t>Atos mostra que a fé cristã verdadeiramente cumpre as promessas de Deus nas Escrituras hebraicas (</w:t>
       </w:r>
-      <w:hyperlink r:id="rId82">
-        <w:r>
-          <w:rPr>
-            <w:lang w:val="pt_PT" w:bidi="pt_PT"/>
-          </w:rPr>
-          <w:rPr>
-            <w:color w:val="0000EE"/>
-            <w:u w:val="single"/>
-          </w:rPr>
-          <w:t>2.16–36</w:t>
-        </w:r>
-      </w:hyperlink>
+      <w:r>
+        <w:rPr>
+          <w:lang w:val="pt_PT" w:bidi="pt_PT"/>
+        </w:rPr>
+        <w:t>2.16–36</w:t>
+      </w:r>
       <w:r>
         <w:rPr>
           <w:lang w:val="pt_PT" w:bidi="pt_PT"/>
         </w:rPr>
         <w:t xml:space="preserve">; </w:t>
       </w:r>
-      <w:hyperlink r:id="rId83">
-        <w:r>
-          <w:rPr>
-            <w:lang w:val="pt_PT" w:bidi="pt_PT"/>
-          </w:rPr>
-          <w:rPr>
-            <w:color w:val="0000EE"/>
-            <w:u w:val="single"/>
-          </w:rPr>
-          <w:t>4.11–12</w:t>
-        </w:r>
-      </w:hyperlink>
+      <w:r>
+        <w:rPr>
+          <w:lang w:val="pt_PT" w:bidi="pt_PT"/>
+        </w:rPr>
+        <w:t>4.11–12</w:t>
+      </w:r>
       <w:r>
         <w:rPr>
           <w:lang w:val="pt_PT" w:bidi="pt_PT"/>
         </w:rPr>
         <w:t xml:space="preserve">; </w:t>
       </w:r>
-      <w:hyperlink r:id="rId84">
-        <w:r>
-          <w:rPr>
-            <w:lang w:val="pt_PT" w:bidi="pt_PT"/>
-          </w:rPr>
-          <w:rPr>
-            <w:color w:val="0000EE"/>
-            <w:u w:val="single"/>
-          </w:rPr>
-          <w:t>10.42–43</w:t>
-        </w:r>
-      </w:hyperlink>
+      <w:r>
+        <w:rPr>
+          <w:lang w:val="pt_PT" w:bidi="pt_PT"/>
+        </w:rPr>
+        <w:t>10.42–43</w:t>
+      </w:r>
       <w:r>
         <w:rPr>
           <w:lang w:val="pt_PT" w:bidi="pt_PT"/>
         </w:rPr>
         <w:t xml:space="preserve">; </w:t>
       </w:r>
-      <w:hyperlink r:id="rId85">
-        <w:r>
-          <w:rPr>
-            <w:lang w:val="pt_PT" w:bidi="pt_PT"/>
-          </w:rPr>
-          <w:rPr>
-            <w:color w:val="0000EE"/>
-            <w:u w:val="single"/>
-          </w:rPr>
-          <w:t>13.16–41</w:t>
-        </w:r>
-      </w:hyperlink>
+      <w:r>
+        <w:rPr>
+          <w:lang w:val="pt_PT" w:bidi="pt_PT"/>
+        </w:rPr>
+        <w:t>13.16–41</w:t>
+      </w:r>
       <w:r>
         <w:rPr>
           <w:lang w:val="pt_PT" w:bidi="pt_PT"/>
         </w:rPr>
         <w:t xml:space="preserve">; </w:t>
       </w:r>
-      <w:hyperlink r:id="rId86">
-        <w:r>
-          <w:rPr>
-            <w:lang w:val="pt_PT" w:bidi="pt_PT"/>
-          </w:rPr>
-          <w:rPr>
-            <w:color w:val="0000EE"/>
-            <w:u w:val="single"/>
-          </w:rPr>
-          <w:t>17.30–31</w:t>
-        </w:r>
-      </w:hyperlink>
+      <w:r>
+        <w:rPr>
+          <w:lang w:val="pt_PT" w:bidi="pt_PT"/>
+        </w:rPr>
+        <w:t>17.30–31</w:t>
+      </w:r>
       <w:r>
         <w:rPr>
           <w:lang w:val="pt_PT" w:bidi="pt_PT"/>
         </w:rPr>
         <w:t xml:space="preserve">; veja </w:t>
       </w:r>
-      <w:hyperlink r:id="rId87">
-        <w:r>
-          <w:rPr>
-            <w:lang w:val="pt_PT" w:bidi="pt_PT"/>
-          </w:rPr>
-          <w:rPr>
-            <w:color w:val="0000EE"/>
-            <w:u w:val="single"/>
-          </w:rPr>
-          <w:t>Lucas 24.25–27</w:t>
-        </w:r>
-      </w:hyperlink>
+      <w:r>
+        <w:rPr>
+          <w:lang w:val="pt_PT" w:bidi="pt_PT"/>
+        </w:rPr>
+        <w:t>Lucas 24.25–27</w:t>
+      </w:r>
       <w:r>
         <w:rPr>
           <w:lang w:val="pt_PT" w:bidi="pt_PT"/>
         </w:rPr>
         <w:t xml:space="preserve">, </w:t>
       </w:r>
-      <w:hyperlink r:id="rId88">
-        <w:r>
-          <w:rPr>
-            <w:lang w:val="pt_PT" w:bidi="pt_PT"/>
-          </w:rPr>
-          <w:rPr>
-            <w:color w:val="0000EE"/>
-            <w:u w:val="single"/>
-          </w:rPr>
-          <w:t>44–47</w:t>
-        </w:r>
-      </w:hyperlink>
+      <w:r>
+        <w:rPr>
+          <w:lang w:val="pt_PT" w:bidi="pt_PT"/>
+        </w:rPr>
+        <w:t>44–47</w:t>
+      </w:r>
       <w:r>
         <w:rPr>
           <w:lang w:val="pt_PT" w:bidi="pt_PT"/>
         </w:rPr>
         <w:t>). Também demonstra que Cristo trouxe a salvação (</w:t>
       </w:r>
-      <w:hyperlink r:id="rId89">
-        <w:r>
-          <w:rPr>
-            <w:lang w:val="pt_PT" w:bidi="pt_PT"/>
-          </w:rPr>
-          <w:rPr>
-            <w:color w:val="0000EE"/>
-            <w:u w:val="single"/>
-          </w:rPr>
-          <w:t>8.35</w:t>
-        </w:r>
-      </w:hyperlink>
+      <w:r>
+        <w:rPr>
+          <w:lang w:val="pt_PT" w:bidi="pt_PT"/>
+        </w:rPr>
+        <w:t>8.35</w:t>
+      </w:r>
       <w:r>
         <w:rPr>
           <w:lang w:val="pt_PT" w:bidi="pt_PT"/>
         </w:rPr>
         <w:t xml:space="preserve">; </w:t>
       </w:r>
-      <w:hyperlink r:id="rId90">
-        <w:r>
-          <w:rPr>
-            <w:lang w:val="pt_PT" w:bidi="pt_PT"/>
-          </w:rPr>
-          <w:rPr>
-            <w:color w:val="0000EE"/>
-            <w:u w:val="single"/>
-          </w:rPr>
-          <w:t>10.36</w:t>
-        </w:r>
-      </w:hyperlink>
+      <w:r>
+        <w:rPr>
+          <w:lang w:val="pt_PT" w:bidi="pt_PT"/>
+        </w:rPr>
+        <w:t>10.36</w:t>
+      </w:r>
       <w:r>
         <w:rPr>
           <w:lang w:val="pt_PT" w:bidi="pt_PT"/>
         </w:rPr>
         <w:t xml:space="preserve">; </w:t>
       </w:r>
-      <w:hyperlink r:id="rId91">
-        <w:r>
-          <w:rPr>
-            <w:lang w:val="pt_PT" w:bidi="pt_PT"/>
-          </w:rPr>
-          <w:rPr>
-            <w:color w:val="0000EE"/>
-            <w:u w:val="single"/>
-          </w:rPr>
-          <w:t>16.17</w:t>
-        </w:r>
-      </w:hyperlink>
+      <w:r>
+        <w:rPr>
+          <w:lang w:val="pt_PT" w:bidi="pt_PT"/>
+        </w:rPr>
+        <w:t>16.17</w:t>
+      </w:r>
       <w:r>
         <w:rPr>
           <w:lang w:val="pt_PT" w:bidi="pt_PT"/>
         </w:rPr>
         <w:t xml:space="preserve">, </w:t>
       </w:r>
-      <w:hyperlink r:id="rId15">
-        <w:r>
-          <w:rPr>
-            <w:lang w:val="pt_PT" w:bidi="pt_PT"/>
-          </w:rPr>
-          <w:rPr>
-            <w:color w:val="0000EE"/>
-            <w:u w:val="single"/>
-          </w:rPr>
-          <w:t>30–31</w:t>
-        </w:r>
-      </w:hyperlink>
+      <w:r>
+        <w:rPr>
+          <w:lang w:val="pt_PT" w:bidi="pt_PT"/>
+        </w:rPr>
+        <w:t>30–31</w:t>
+      </w:r>
       <w:r>
         <w:rPr>
           <w:lang w:val="pt_PT" w:bidi="pt_PT"/>
         </w:rPr>
         <w:t>), a oração avança o Reino de Deus (</w:t>
       </w:r>
-      <w:hyperlink r:id="rId92">
-        <w:r>
-          <w:rPr>
-            <w:lang w:val="pt_PT" w:bidi="pt_PT"/>
-          </w:rPr>
-          <w:rPr>
-            <w:color w:val="0000EE"/>
-            <w:u w:val="single"/>
-          </w:rPr>
-          <w:t>1.12–15</w:t>
-        </w:r>
-      </w:hyperlink>
+      <w:r>
+        <w:rPr>
+          <w:lang w:val="pt_PT" w:bidi="pt_PT"/>
+        </w:rPr>
+        <w:t>1.12–15</w:t>
+      </w:r>
       <w:r>
         <w:rPr>
           <w:lang w:val="pt_PT" w:bidi="pt_PT"/>
         </w:rPr>
         <w:t xml:space="preserve">; </w:t>
       </w:r>
-      <w:hyperlink r:id="rId93">
-        <w:r>
-          <w:rPr>
-            <w:lang w:val="pt_PT" w:bidi="pt_PT"/>
-          </w:rPr>
-          <w:rPr>
-            <w:color w:val="0000EE"/>
-            <w:u w:val="single"/>
-          </w:rPr>
-          <w:t>2.1–4</w:t>
-        </w:r>
-      </w:hyperlink>
+      <w:r>
+        <w:rPr>
+          <w:lang w:val="pt_PT" w:bidi="pt_PT"/>
+        </w:rPr>
+        <w:t>2.1–4</w:t>
+      </w:r>
       <w:r>
         <w:rPr>
           <w:lang w:val="pt_PT" w:bidi="pt_PT"/>
         </w:rPr>
         <w:t xml:space="preserve">; </w:t>
       </w:r>
-      <w:hyperlink r:id="rId94">
-        <w:r>
-          <w:rPr>
-            <w:lang w:val="pt_PT" w:bidi="pt_PT"/>
-          </w:rPr>
-          <w:rPr>
-            <w:color w:val="0000EE"/>
-            <w:u w:val="single"/>
-          </w:rPr>
-          <w:t>4.24–31</w:t>
-        </w:r>
-      </w:hyperlink>
+      <w:r>
+        <w:rPr>
+          <w:lang w:val="pt_PT" w:bidi="pt_PT"/>
+        </w:rPr>
+        <w:t>4.24–31</w:t>
+      </w:r>
       <w:r>
         <w:rPr>
           <w:lang w:val="pt_PT" w:bidi="pt_PT"/>
         </w:rPr>
         <w:t xml:space="preserve">; </w:t>
       </w:r>
-      <w:hyperlink r:id="rId95">
-        <w:r>
-          <w:rPr>
-            <w:lang w:val="pt_PT" w:bidi="pt_PT"/>
-          </w:rPr>
-          <w:rPr>
-            <w:color w:val="0000EE"/>
-            <w:u w:val="single"/>
-          </w:rPr>
-          <w:t>12.5</w:t>
-        </w:r>
-      </w:hyperlink>
+      <w:r>
+        <w:rPr>
+          <w:lang w:val="pt_PT" w:bidi="pt_PT"/>
+        </w:rPr>
+        <w:t>12.5</w:t>
+      </w:r>
       <w:r>
         <w:rPr>
           <w:lang w:val="pt_PT" w:bidi="pt_PT"/>
         </w:rPr>
         <w:t>), e o Espírito Santo estimula e equipa o povo de Deus para realizar sua missão (</w:t>
       </w:r>
-      <w:hyperlink r:id="rId20">
-        <w:r>
-          <w:rPr>
-            <w:lang w:val="pt_PT" w:bidi="pt_PT"/>
-          </w:rPr>
-          <w:rPr>
-            <w:color w:val="0000EE"/>
-            <w:u w:val="single"/>
-          </w:rPr>
-          <w:t>1.8</w:t>
-        </w:r>
-      </w:hyperlink>
+      <w:r>
+        <w:rPr>
+          <w:lang w:val="pt_PT" w:bidi="pt_PT"/>
+        </w:rPr>
+        <w:t>1.8</w:t>
+      </w:r>
       <w:r>
         <w:rPr>
           <w:lang w:val="pt_PT" w:bidi="pt_PT"/>
         </w:rPr>
         <w:t xml:space="preserve">; </w:t>
       </w:r>
-      <w:hyperlink r:id="rId96">
-        <w:r>
-          <w:rPr>
-            <w:lang w:val="pt_PT" w:bidi="pt_PT"/>
-          </w:rPr>
-          <w:rPr>
-            <w:color w:val="0000EE"/>
-            <w:u w:val="single"/>
-          </w:rPr>
-          <w:t>4.8</w:t>
-        </w:r>
-      </w:hyperlink>
+      <w:r>
+        <w:rPr>
+          <w:lang w:val="pt_PT" w:bidi="pt_PT"/>
+        </w:rPr>
+        <w:t>4.8</w:t>
+      </w:r>
       <w:r>
         <w:rPr>
           <w:lang w:val="pt_PT" w:bidi="pt_PT"/>
         </w:rPr>
         <w:t xml:space="preserve">, </w:t>
       </w:r>
-      <w:hyperlink r:id="rId97">
-        <w:r>
-          <w:rPr>
-            <w:lang w:val="pt_PT" w:bidi="pt_PT"/>
-          </w:rPr>
-          <w:rPr>
-            <w:color w:val="0000EE"/>
-            <w:u w:val="single"/>
-          </w:rPr>
-          <w:t>31</w:t>
-        </w:r>
-      </w:hyperlink>
+      <w:r>
+        <w:rPr>
+          <w:lang w:val="pt_PT" w:bidi="pt_PT"/>
+        </w:rPr>
+        <w:t>31</w:t>
+      </w:r>
       <w:r>
         <w:rPr>
           <w:lang w:val="pt_PT" w:bidi="pt_PT"/>
         </w:rPr>
         <w:t xml:space="preserve">; </w:t>
       </w:r>
-      <w:hyperlink r:id="rId98">
-        <w:r>
-          <w:rPr>
-            <w:lang w:val="pt_PT" w:bidi="pt_PT"/>
-          </w:rPr>
-          <w:rPr>
-            <w:color w:val="0000EE"/>
-            <w:u w:val="single"/>
-          </w:rPr>
-          <w:t>6.3</w:t>
-        </w:r>
-      </w:hyperlink>
+      <w:r>
+        <w:rPr>
+          <w:lang w:val="pt_PT" w:bidi="pt_PT"/>
+        </w:rPr>
+        <w:t>6.3</w:t>
+      </w:r>
       <w:r>
         <w:rPr>
           <w:lang w:val="pt_PT" w:bidi="pt_PT"/>
         </w:rPr>
         <w:t xml:space="preserve">, </w:t>
       </w:r>
-      <w:hyperlink r:id="rId99">
-        <w:r>
-          <w:rPr>
-            <w:lang w:val="pt_PT" w:bidi="pt_PT"/>
-          </w:rPr>
-          <w:rPr>
-            <w:color w:val="0000EE"/>
-            <w:u w:val="single"/>
-          </w:rPr>
-          <w:t>5</w:t>
-        </w:r>
-      </w:hyperlink>
+      <w:r>
+        <w:rPr>
+          <w:lang w:val="pt_PT" w:bidi="pt_PT"/>
+        </w:rPr>
+        <w:t>5</w:t>
+      </w:r>
       <w:r>
         <w:rPr>
           <w:lang w:val="pt_PT" w:bidi="pt_PT"/>
         </w:rPr>
         <w:t xml:space="preserve">, </w:t>
       </w:r>
-      <w:hyperlink r:id="rId100">
-        <w:r>
-          <w:rPr>
-            <w:lang w:val="pt_PT" w:bidi="pt_PT"/>
-          </w:rPr>
-          <w:rPr>
-            <w:color w:val="0000EE"/>
-            <w:u w:val="single"/>
-          </w:rPr>
-          <w:t>10</w:t>
-        </w:r>
-      </w:hyperlink>
+      <w:r>
+        <w:rPr>
+          <w:lang w:val="pt_PT" w:bidi="pt_PT"/>
+        </w:rPr>
+        <w:t>10</w:t>
+      </w:r>
       <w:r>
         <w:rPr>
           <w:lang w:val="pt_PT" w:bidi="pt_PT"/>
         </w:rPr>
         <w:t xml:space="preserve">; </w:t>
       </w:r>
-      <w:hyperlink r:id="rId101">
-        <w:r>
-          <w:rPr>
-            <w:lang w:val="pt_PT" w:bidi="pt_PT"/>
-          </w:rPr>
-          <w:rPr>
-            <w:color w:val="0000EE"/>
-            <w:u w:val="single"/>
-          </w:rPr>
-          <w:t>7.55</w:t>
-        </w:r>
-      </w:hyperlink>
+      <w:r>
+        <w:rPr>
+          <w:lang w:val="pt_PT" w:bidi="pt_PT"/>
+        </w:rPr>
+        <w:t>7.55</w:t>
+      </w:r>
       <w:r>
         <w:rPr>
           <w:lang w:val="pt_PT" w:bidi="pt_PT"/>
         </w:rPr>
         <w:t xml:space="preserve">; </w:t>
       </w:r>
-      <w:hyperlink r:id="rId102">
-        <w:r>
-          <w:rPr>
-            <w:lang w:val="pt_PT" w:bidi="pt_PT"/>
-          </w:rPr>
-          <w:rPr>
-            <w:color w:val="0000EE"/>
-            <w:u w:val="single"/>
-          </w:rPr>
-          <w:t>11.24</w:t>
-        </w:r>
-      </w:hyperlink>
+      <w:r>
+        <w:rPr>
+          <w:lang w:val="pt_PT" w:bidi="pt_PT"/>
+        </w:rPr>
+        <w:t>11.24</w:t>
+      </w:r>
       <w:r>
         <w:rPr>
           <w:lang w:val="pt_PT" w:bidi="pt_PT"/>
         </w:rPr>
         <w:t xml:space="preserve">; </w:t>
       </w:r>
-      <w:hyperlink r:id="rId103">
-        <w:r>
-          <w:rPr>
-            <w:lang w:val="pt_PT" w:bidi="pt_PT"/>
-          </w:rPr>
-          <w:rPr>
-            <w:color w:val="0000EE"/>
-            <w:u w:val="single"/>
-          </w:rPr>
-          <w:t>13.9</w:t>
-        </w:r>
-      </w:hyperlink>
+      <w:r>
+        <w:rPr>
+          <w:lang w:val="pt_PT" w:bidi="pt_PT"/>
+        </w:rPr>
+        <w:t>13.9</w:t>
+      </w:r>
       <w:r>
         <w:rPr>
           <w:lang w:val="pt_PT" w:bidi="pt_PT"/>
         </w:rPr>
         <w:t xml:space="preserve">, </w:t>
       </w:r>
-      <w:hyperlink r:id="rId104">
-        <w:r>
-          <w:rPr>
-            <w:lang w:val="pt_PT" w:bidi="pt_PT"/>
-          </w:rPr>
-          <w:rPr>
-            <w:color w:val="0000EE"/>
-            <w:u w:val="single"/>
-          </w:rPr>
-          <w:t>52</w:t>
-        </w:r>
-      </w:hyperlink>
+      <w:r>
+        <w:rPr>
+          <w:lang w:val="pt_PT" w:bidi="pt_PT"/>
+        </w:rPr>
+        <w:t>52</w:t>
+      </w:r>
       <w:r>
         <w:rPr>
           <w:lang w:val="pt_PT" w:bidi="pt_PT"/>
@@ -2509,252 +1873,168 @@
         </w:rPr>
         <w:t>Atos mostra a importância dos indivíduos que Deus escolheu para levar sua mensagem e testificar sobre Cristo. No início, os apóstolos — especialmente Pedro — testificaram sobre a vida e ministério de Jesus (</w:t>
       </w:r>
-      <w:hyperlink r:id="rId105">
-        <w:r>
-          <w:rPr>
-            <w:lang w:val="pt_PT" w:bidi="pt_PT"/>
-          </w:rPr>
-          <w:rPr>
-            <w:color w:val="0000EE"/>
-            <w:u w:val="single"/>
-          </w:rPr>
-          <w:t>1.22</w:t>
-        </w:r>
-      </w:hyperlink>
+      <w:r>
+        <w:rPr>
+          <w:lang w:val="pt_PT" w:bidi="pt_PT"/>
+        </w:rPr>
+        <w:t>1.22</w:t>
+      </w:r>
       <w:r>
         <w:rPr>
           <w:lang w:val="pt_PT" w:bidi="pt_PT"/>
         </w:rPr>
         <w:t xml:space="preserve">; </w:t>
       </w:r>
-      <w:hyperlink r:id="rId106">
-        <w:r>
-          <w:rPr>
-            <w:lang w:val="pt_PT" w:bidi="pt_PT"/>
-          </w:rPr>
-          <w:rPr>
-            <w:color w:val="0000EE"/>
-            <w:u w:val="single"/>
-          </w:rPr>
-          <w:t>10.39–41</w:t>
-        </w:r>
-      </w:hyperlink>
+      <w:r>
+        <w:rPr>
+          <w:lang w:val="pt_PT" w:bidi="pt_PT"/>
+        </w:rPr>
+        <w:t>10.39–41</w:t>
+      </w:r>
       <w:r>
         <w:rPr>
           <w:lang w:val="pt_PT" w:bidi="pt_PT"/>
         </w:rPr>
         <w:t xml:space="preserve">; veja </w:t>
       </w:r>
-      <w:hyperlink r:id="rId107">
-        <w:r>
-          <w:rPr>
-            <w:lang w:val="pt_PT" w:bidi="pt_PT"/>
-          </w:rPr>
-          <w:rPr>
-            <w:color w:val="0000EE"/>
-            <w:u w:val="single"/>
-          </w:rPr>
-          <w:t>Lucas 1.2</w:t>
-        </w:r>
-      </w:hyperlink>
+      <w:r>
+        <w:rPr>
+          <w:lang w:val="pt_PT" w:bidi="pt_PT"/>
+        </w:rPr>
+        <w:t>Lucas 1.2</w:t>
+      </w:r>
       <w:r>
         <w:rPr>
           <w:lang w:val="pt_PT" w:bidi="pt_PT"/>
         </w:rPr>
         <w:t>) e explicaram o significado de Jesus no plano de Deus para redimir a humanidade (</w:t>
       </w:r>
-      <w:hyperlink r:id="rId108">
-        <w:r>
-          <w:rPr>
-            <w:lang w:val="pt_PT" w:bidi="pt_PT"/>
-          </w:rPr>
-          <w:rPr>
-            <w:color w:val="0000EE"/>
-            <w:u w:val="single"/>
-          </w:rPr>
-          <w:t>2.40</w:t>
-        </w:r>
-      </w:hyperlink>
+      <w:r>
+        <w:rPr>
+          <w:lang w:val="pt_PT" w:bidi="pt_PT"/>
+        </w:rPr>
+        <w:t>2.40</w:t>
+      </w:r>
       <w:r>
         <w:rPr>
           <w:lang w:val="pt_PT" w:bidi="pt_PT"/>
         </w:rPr>
         <w:t xml:space="preserve">; </w:t>
       </w:r>
-      <w:hyperlink r:id="rId109">
-        <w:r>
-          <w:rPr>
-            <w:lang w:val="pt_PT" w:bidi="pt_PT"/>
-          </w:rPr>
-          <w:rPr>
-            <w:color w:val="0000EE"/>
-            <w:u w:val="single"/>
-          </w:rPr>
-          <w:t>3.15</w:t>
-        </w:r>
-      </w:hyperlink>
+      <w:r>
+        <w:rPr>
+          <w:lang w:val="pt_PT" w:bidi="pt_PT"/>
+        </w:rPr>
+        <w:t>3.15</w:t>
+      </w:r>
       <w:r>
         <w:rPr>
           <w:lang w:val="pt_PT" w:bidi="pt_PT"/>
         </w:rPr>
         <w:t xml:space="preserve">; </w:t>
       </w:r>
-      <w:hyperlink r:id="rId110">
-        <w:r>
-          <w:rPr>
-            <w:lang w:val="pt_PT" w:bidi="pt_PT"/>
-          </w:rPr>
-          <w:rPr>
-            <w:color w:val="0000EE"/>
-            <w:u w:val="single"/>
-          </w:rPr>
-          <w:t>4.33</w:t>
-        </w:r>
-      </w:hyperlink>
+      <w:r>
+        <w:rPr>
+          <w:lang w:val="pt_PT" w:bidi="pt_PT"/>
+        </w:rPr>
+        <w:t>4.33</w:t>
+      </w:r>
       <w:r>
         <w:rPr>
           <w:lang w:val="pt_PT" w:bidi="pt_PT"/>
         </w:rPr>
         <w:t xml:space="preserve">; </w:t>
       </w:r>
-      <w:hyperlink r:id="rId111">
-        <w:r>
-          <w:rPr>
-            <w:lang w:val="pt_PT" w:bidi="pt_PT"/>
-          </w:rPr>
-          <w:rPr>
-            <w:color w:val="0000EE"/>
-            <w:u w:val="single"/>
-          </w:rPr>
-          <w:t>10.42</w:t>
-        </w:r>
-      </w:hyperlink>
+      <w:r>
+        <w:rPr>
+          <w:lang w:val="pt_PT" w:bidi="pt_PT"/>
+        </w:rPr>
+        <w:t>10.42</w:t>
+      </w:r>
       <w:r>
         <w:rPr>
           <w:lang w:val="pt_PT" w:bidi="pt_PT"/>
         </w:rPr>
         <w:t>). Mais tarde, outros líderes cristãos compartilharam na tarefa de testificar de seu Senhor; Estêvão e Filipe são dois exemplos notáveis de testemunhas ousadas da fé (</w:t>
       </w:r>
-      <w:hyperlink r:id="rId47">
-        <w:r>
-          <w:rPr>
-            <w:lang w:val="pt_PT" w:bidi="pt_PT"/>
-          </w:rPr>
-          <w:rPr>
-            <w:color w:val="0000EE"/>
-            <w:u w:val="single"/>
-          </w:rPr>
-          <w:t>7.2–53</w:t>
-        </w:r>
-      </w:hyperlink>
+      <w:r>
+        <w:rPr>
+          <w:lang w:val="pt_PT" w:bidi="pt_PT"/>
+        </w:rPr>
+        <w:t>7.2–53</w:t>
+      </w:r>
       <w:r>
         <w:rPr>
           <w:lang w:val="pt_PT" w:bidi="pt_PT"/>
         </w:rPr>
         <w:t xml:space="preserve">; </w:t>
       </w:r>
-      <w:hyperlink r:id="rId112">
-        <w:r>
-          <w:rPr>
-            <w:lang w:val="pt_PT" w:bidi="pt_PT"/>
-          </w:rPr>
-          <w:rPr>
-            <w:color w:val="0000EE"/>
-            <w:u w:val="single"/>
-          </w:rPr>
-          <w:t>8.4–40</w:t>
-        </w:r>
-      </w:hyperlink>
+      <w:r>
+        <w:rPr>
+          <w:lang w:val="pt_PT" w:bidi="pt_PT"/>
+        </w:rPr>
+        <w:t>8.4–40</w:t>
+      </w:r>
       <w:r>
         <w:rPr>
           <w:lang w:val="pt_PT" w:bidi="pt_PT"/>
         </w:rPr>
         <w:t xml:space="preserve">). Outros cristãos simplesmente compartilharam sua fé enquanto tinham oportunidade (por exemplo, </w:t>
       </w:r>
-      <w:hyperlink r:id="rId113">
-        <w:r>
-          <w:rPr>
-            <w:lang w:val="pt_PT" w:bidi="pt_PT"/>
-          </w:rPr>
-          <w:rPr>
-            <w:color w:val="0000EE"/>
-            <w:u w:val="single"/>
-          </w:rPr>
-          <w:t>8.1–4</w:t>
-        </w:r>
-      </w:hyperlink>
+      <w:r>
+        <w:rPr>
+          <w:lang w:val="pt_PT" w:bidi="pt_PT"/>
+        </w:rPr>
+        <w:t>8.1–4</w:t>
+      </w:r>
       <w:r>
         <w:rPr>
           <w:lang w:val="pt_PT" w:bidi="pt_PT"/>
         </w:rPr>
         <w:t xml:space="preserve">; </w:t>
       </w:r>
-      <w:hyperlink r:id="rId114">
-        <w:r>
-          <w:rPr>
-            <w:lang w:val="pt_PT" w:bidi="pt_PT"/>
-          </w:rPr>
-          <w:rPr>
-            <w:color w:val="0000EE"/>
-            <w:u w:val="single"/>
-          </w:rPr>
-          <w:t>11.19–21</w:t>
-        </w:r>
-      </w:hyperlink>
+      <w:r>
+        <w:rPr>
+          <w:lang w:val="pt_PT" w:bidi="pt_PT"/>
+        </w:rPr>
+        <w:t>11.19–21</w:t>
+      </w:r>
       <w:r>
         <w:rPr>
           <w:lang w:val="pt_PT" w:bidi="pt_PT"/>
         </w:rPr>
         <w:t>). Mais tarde, Deus chamou Paulo para participar deste empreendimento como seu “instrumento escolhido para levar [sua] mensagem aos gentios e aos reis, bem como ao povo de Israel” (</w:t>
       </w:r>
-      <w:hyperlink r:id="rId29">
-        <w:r>
-          <w:rPr>
-            <w:lang w:val="pt_PT" w:bidi="pt_PT"/>
-          </w:rPr>
-          <w:rPr>
-            <w:color w:val="0000EE"/>
-            <w:u w:val="single"/>
-          </w:rPr>
-          <w:t>9.15</w:t>
-        </w:r>
-      </w:hyperlink>
+      <w:r>
+        <w:rPr>
+          <w:lang w:val="pt_PT" w:bidi="pt_PT"/>
+        </w:rPr>
+        <w:t>9.15</w:t>
+      </w:r>
       <w:r>
         <w:rPr>
           <w:lang w:val="pt_PT" w:bidi="pt_PT"/>
         </w:rPr>
         <w:t xml:space="preserve">; </w:t>
       </w:r>
-      <w:hyperlink r:id="rId115">
-        <w:r>
-          <w:rPr>
-            <w:lang w:val="pt_PT" w:bidi="pt_PT"/>
-          </w:rPr>
-          <w:rPr>
-            <w:color w:val="0000EE"/>
-            <w:u w:val="single"/>
-          </w:rPr>
-          <w:t>22.1–21</w:t>
-        </w:r>
-      </w:hyperlink>
+      <w:r>
+        <w:rPr>
+          <w:lang w:val="pt_PT" w:bidi="pt_PT"/>
+        </w:rPr>
+        <w:t>22.1–21</w:t>
+      </w:r>
       <w:r>
         <w:rPr>
           <w:lang w:val="pt_PT" w:bidi="pt_PT"/>
         </w:rPr>
         <w:t xml:space="preserve">; </w:t>
       </w:r>
-      <w:hyperlink r:id="rId116">
-        <w:r>
-          <w:rPr>
-            <w:lang w:val="pt_PT" w:bidi="pt_PT"/>
-          </w:rPr>
-          <w:rPr>
-            <w:color w:val="0000EE"/>
-            <w:u w:val="single"/>
-          </w:rPr>
-          <w:t>26.2–23</w:t>
-        </w:r>
-      </w:hyperlink>
+      <w:r>
+        <w:rPr>
+          <w:lang w:val="pt_PT" w:bidi="pt_PT"/>
+        </w:rPr>
+        <w:t>26.2–23</w:t>
+      </w:r>
       <w:r>
         <w:rPr>
           <w:lang w:val="pt_PT" w:bidi="pt_PT"/>
@@ -2775,180 +2055,120 @@
         </w:rPr>
         <w:t>Os apóstolos proclamaram que a morte e ressurreição de Jesus era o plano de Deus para o cumprimento das Escrituras (</w:t>
       </w:r>
-      <w:hyperlink r:id="rId117">
-        <w:r>
-          <w:rPr>
-            <w:lang w:val="pt_PT" w:bidi="pt_PT"/>
-          </w:rPr>
-          <w:rPr>
-            <w:color w:val="0000EE"/>
-            <w:u w:val="single"/>
-          </w:rPr>
-          <w:t>2.22–36</w:t>
-        </w:r>
-      </w:hyperlink>
+      <w:r>
+        <w:rPr>
+          <w:lang w:val="pt_PT" w:bidi="pt_PT"/>
+        </w:rPr>
+        <w:t>2.22–36</w:t>
+      </w:r>
       <w:r>
         <w:rPr>
           <w:lang w:val="pt_PT" w:bidi="pt_PT"/>
         </w:rPr>
         <w:t xml:space="preserve">; </w:t>
       </w:r>
-      <w:hyperlink r:id="rId109">
-        <w:r>
-          <w:rPr>
-            <w:lang w:val="pt_PT" w:bidi="pt_PT"/>
-          </w:rPr>
-          <w:rPr>
-            <w:color w:val="0000EE"/>
-            <w:u w:val="single"/>
-          </w:rPr>
-          <w:t>3.15</w:t>
-        </w:r>
-      </w:hyperlink>
+      <w:r>
+        <w:rPr>
+          <w:lang w:val="pt_PT" w:bidi="pt_PT"/>
+        </w:rPr>
+        <w:t>3.15</w:t>
+      </w:r>
       <w:r>
         <w:rPr>
           <w:lang w:val="pt_PT" w:bidi="pt_PT"/>
         </w:rPr>
         <w:t xml:space="preserve">; </w:t>
       </w:r>
-      <w:hyperlink r:id="rId118">
-        <w:r>
-          <w:rPr>
-            <w:lang w:val="pt_PT" w:bidi="pt_PT"/>
-          </w:rPr>
-          <w:rPr>
-            <w:color w:val="0000EE"/>
-            <w:u w:val="single"/>
-          </w:rPr>
-          <w:t>4.27–28</w:t>
-        </w:r>
-      </w:hyperlink>
+      <w:r>
+        <w:rPr>
+          <w:lang w:val="pt_PT" w:bidi="pt_PT"/>
+        </w:rPr>
+        <w:t>4.27–28</w:t>
+      </w:r>
       <w:r>
         <w:rPr>
           <w:lang w:val="pt_PT" w:bidi="pt_PT"/>
         </w:rPr>
         <w:t xml:space="preserve">, </w:t>
       </w:r>
-      <w:hyperlink r:id="rId110">
-        <w:r>
-          <w:rPr>
-            <w:lang w:val="pt_PT" w:bidi="pt_PT"/>
-          </w:rPr>
-          <w:rPr>
-            <w:color w:val="0000EE"/>
-            <w:u w:val="single"/>
-          </w:rPr>
-          <w:t>33</w:t>
-        </w:r>
-      </w:hyperlink>
+      <w:r>
+        <w:rPr>
+          <w:lang w:val="pt_PT" w:bidi="pt_PT"/>
+        </w:rPr>
+        <w:t>33</w:t>
+      </w:r>
       <w:r>
         <w:rPr>
           <w:lang w:val="pt_PT" w:bidi="pt_PT"/>
         </w:rPr>
         <w:t xml:space="preserve">; </w:t>
       </w:r>
-      <w:hyperlink r:id="rId119">
-        <w:r>
-          <w:rPr>
-            <w:lang w:val="pt_PT" w:bidi="pt_PT"/>
-          </w:rPr>
-          <w:rPr>
-            <w:color w:val="0000EE"/>
-            <w:u w:val="single"/>
-          </w:rPr>
-          <w:t>7.52</w:t>
-        </w:r>
-      </w:hyperlink>
+      <w:r>
+        <w:rPr>
+          <w:lang w:val="pt_PT" w:bidi="pt_PT"/>
+        </w:rPr>
+        <w:t>7.52</w:t>
+      </w:r>
       <w:r>
         <w:rPr>
           <w:lang w:val="pt_PT" w:bidi="pt_PT"/>
         </w:rPr>
         <w:t xml:space="preserve">; </w:t>
       </w:r>
-      <w:hyperlink r:id="rId120">
-        <w:r>
-          <w:rPr>
-            <w:lang w:val="pt_PT" w:bidi="pt_PT"/>
-          </w:rPr>
-          <w:rPr>
-            <w:color w:val="0000EE"/>
-            <w:u w:val="single"/>
-          </w:rPr>
-          <w:t>8.32–35</w:t>
-        </w:r>
-      </w:hyperlink>
+      <w:r>
+        <w:rPr>
+          <w:lang w:val="pt_PT" w:bidi="pt_PT"/>
+        </w:rPr>
+        <w:t>8.32–35</w:t>
+      </w:r>
       <w:r>
         <w:rPr>
           <w:lang w:val="pt_PT" w:bidi="pt_PT"/>
         </w:rPr>
         <w:t xml:space="preserve">; </w:t>
       </w:r>
-      <w:hyperlink r:id="rId121">
-        <w:r>
-          <w:rPr>
-            <w:lang w:val="pt_PT" w:bidi="pt_PT"/>
-          </w:rPr>
-          <w:rPr>
-            <w:color w:val="0000EE"/>
-            <w:u w:val="single"/>
-          </w:rPr>
-          <w:t>10.38–43</w:t>
-        </w:r>
-      </w:hyperlink>
+      <w:r>
+        <w:rPr>
+          <w:lang w:val="pt_PT" w:bidi="pt_PT"/>
+        </w:rPr>
+        <w:t>10.38–43</w:t>
+      </w:r>
       <w:r>
         <w:rPr>
           <w:lang w:val="pt_PT" w:bidi="pt_PT"/>
         </w:rPr>
         <w:t xml:space="preserve">; </w:t>
       </w:r>
-      <w:hyperlink r:id="rId122">
-        <w:r>
-          <w:rPr>
-            <w:lang w:val="pt_PT" w:bidi="pt_PT"/>
-          </w:rPr>
-          <w:rPr>
-            <w:color w:val="0000EE"/>
-            <w:u w:val="single"/>
-          </w:rPr>
-          <w:t>13.26–39</w:t>
-        </w:r>
-      </w:hyperlink>
+      <w:r>
+        <w:rPr>
+          <w:lang w:val="pt_PT" w:bidi="pt_PT"/>
+        </w:rPr>
+        <w:t>13.26–39</w:t>
+      </w:r>
       <w:r>
         <w:rPr>
           <w:lang w:val="pt_PT" w:bidi="pt_PT"/>
         </w:rPr>
         <w:t>). Jesus foi designado para redimir a humanidade, então a mensagem dos apóstolos foi: “Creia no Senhor Jesus e você será salvo” (</w:t>
       </w:r>
-      <w:hyperlink r:id="rId123">
-        <w:r>
-          <w:rPr>
-            <w:lang w:val="pt_PT" w:bidi="pt_PT"/>
-          </w:rPr>
-          <w:rPr>
-            <w:color w:val="0000EE"/>
-            <w:u w:val="single"/>
-          </w:rPr>
-          <w:t>16.31</w:t>
-        </w:r>
-      </w:hyperlink>
+      <w:r>
+        <w:rPr>
+          <w:lang w:val="pt_PT" w:bidi="pt_PT"/>
+        </w:rPr>
+        <w:t>16.31</w:t>
+      </w:r>
       <w:r>
         <w:rPr>
           <w:lang w:val="pt_PT" w:bidi="pt_PT"/>
         </w:rPr>
         <w:t>). Deus oferece sua graça e perdão a todos, e “há paz com Deus através de Jesus Cristo, que é Senhor de todos” (</w:t>
       </w:r>
-      <w:hyperlink r:id="rId90">
-        <w:r>
-          <w:rPr>
-            <w:lang w:val="pt_PT" w:bidi="pt_PT"/>
-          </w:rPr>
-          <w:rPr>
-            <w:color w:val="0000EE"/>
-            <w:u w:val="single"/>
-          </w:rPr>
-          <w:t>10.36</w:t>
-        </w:r>
-      </w:hyperlink>
+      <w:r>
+        <w:rPr>
+          <w:lang w:val="pt_PT" w:bidi="pt_PT"/>
+        </w:rPr>
+        <w:t>10.36</w:t>
+      </w:r>
       <w:r>
         <w:rPr>
           <w:lang w:val="pt_PT" w:bidi="pt_PT"/>
@@ -2969,36 +2189,24 @@
         </w:rPr>
         <w:t>Finalmente, o livro de Atos demonstra que nenhuma oposição pode impedir que as Boas Novas de Jesus Cristo se espalhem. Os mensageiros destas boas novas enfrentaram prisão, dano físico e até a morte. Mesmo assim, a mensagem se espalhou por um pequeno grupo reunido numa sala em Jerusalém (</w:t>
       </w:r>
-      <w:hyperlink r:id="rId124">
-        <w:r>
-          <w:rPr>
-            <w:lang w:val="pt_PT" w:bidi="pt_PT"/>
-          </w:rPr>
-          <w:rPr>
-            <w:color w:val="0000EE"/>
-            <w:u w:val="single"/>
-          </w:rPr>
-          <w:t>1.12–14</w:t>
-        </w:r>
-      </w:hyperlink>
+      <w:r>
+        <w:rPr>
+          <w:lang w:val="pt_PT" w:bidi="pt_PT"/>
+        </w:rPr>
+        <w:t>1.12–14</w:t>
+      </w:r>
       <w:r>
         <w:rPr>
           <w:lang w:val="pt_PT" w:bidi="pt_PT"/>
         </w:rPr>
         <w:t>) para judeus e gentios espalhados por todo o mundo romano. Na verdade, o livro se encerra com Paulo compartilhando a mensagem livremente no epicentro do mundo conhecido (</w:t>
       </w:r>
-      <w:hyperlink r:id="rId125">
-        <w:r>
-          <w:rPr>
-            <w:lang w:val="pt_PT" w:bidi="pt_PT"/>
-          </w:rPr>
-          <w:rPr>
-            <w:color w:val="0000EE"/>
-            <w:u w:val="single"/>
-          </w:rPr>
-          <w:t>28.30–31</w:t>
-        </w:r>
-      </w:hyperlink>
+      <w:r>
+        <w:rPr>
+          <w:lang w:val="pt_PT" w:bidi="pt_PT"/>
+        </w:rPr>
+        <w:t>28.30–31</w:t>
+      </w:r>
       <w:r>
         <w:rPr>
           <w:lang w:val="pt_PT" w:bidi="pt_PT"/>
@@ -3044,36 +2252,24 @@
         </w:rPr>
         <w:t>Eventos do ano 30 até 50 d.C. Sabemos de fontes romanas que Herodes Agripa I morreu em 44 d.C. (</w:t>
       </w:r>
-      <w:hyperlink r:id="rId126">
-        <w:r>
-          <w:rPr>
-            <w:lang w:val="pt_PT" w:bidi="pt_PT"/>
-          </w:rPr>
-          <w:rPr>
-            <w:color w:val="0000EE"/>
-            <w:u w:val="single"/>
-          </w:rPr>
-          <w:t>Atos 12.23</w:t>
-        </w:r>
-      </w:hyperlink>
+      <w:r>
+        <w:rPr>
+          <w:lang w:val="pt_PT" w:bidi="pt_PT"/>
+        </w:rPr>
+        <w:t>Atos 12.23</w:t>
+      </w:r>
       <w:r>
         <w:rPr>
           <w:lang w:val="pt_PT" w:bidi="pt_PT"/>
         </w:rPr>
         <w:t>), então a execução do apóstolo Tiago e a prisão de Pedro (</w:t>
       </w:r>
-      <w:hyperlink r:id="rId127">
-        <w:r>
-          <w:rPr>
-            <w:lang w:val="pt_PT" w:bidi="pt_PT"/>
-          </w:rPr>
-          <w:rPr>
-            <w:color w:val="0000EE"/>
-            <w:u w:val="single"/>
-          </w:rPr>
-          <w:t>12.2–17</w:t>
-        </w:r>
-      </w:hyperlink>
+      <w:r>
+        <w:rPr>
+          <w:lang w:val="pt_PT" w:bidi="pt_PT"/>
+        </w:rPr>
+        <w:t>12.2–17</w:t>
+      </w:r>
       <w:r>
         <w:rPr>
           <w:lang w:val="pt_PT" w:bidi="pt_PT"/>
@@ -3094,36 +2290,24 @@
         </w:rPr>
         <w:t>A fome profetizada por Ágabo caiu sobre a Judeia durante o reinado do imperador Cláudio (</w:t>
       </w:r>
-      <w:hyperlink r:id="rId128">
-        <w:r>
-          <w:rPr>
-            <w:lang w:val="pt_PT" w:bidi="pt_PT"/>
-          </w:rPr>
-          <w:rPr>
-            <w:color w:val="0000EE"/>
-            <w:u w:val="single"/>
-          </w:rPr>
-          <w:t>11.28–29</w:t>
-        </w:r>
-      </w:hyperlink>
+      <w:r>
+        <w:rPr>
+          <w:lang w:val="pt_PT" w:bidi="pt_PT"/>
+        </w:rPr>
+        <w:t>11.28–29</w:t>
+      </w:r>
       <w:r>
         <w:rPr>
           <w:lang w:val="pt_PT" w:bidi="pt_PT"/>
         </w:rPr>
         <w:t>). Quando a igreja em Antioquia enviou ajuda para o problema da fome para a igreja em Jerusalém, Barnabé e Paulo foram nomeados para carregar o dinheiro (</w:t>
       </w:r>
-      <w:hyperlink r:id="rId129">
-        <w:r>
-          <w:rPr>
-            <w:lang w:val="pt_PT" w:bidi="pt_PT"/>
-          </w:rPr>
-          <w:rPr>
-            <w:color w:val="0000EE"/>
-            <w:u w:val="single"/>
-          </w:rPr>
-          <w:t>11.29–30</w:t>
-        </w:r>
-      </w:hyperlink>
+      <w:r>
+        <w:rPr>
+          <w:lang w:val="pt_PT" w:bidi="pt_PT"/>
+        </w:rPr>
+        <w:t>11.29–30</w:t>
+      </w:r>
       <w:r>
         <w:rPr>
           <w:lang w:val="pt_PT" w:bidi="pt_PT"/>
@@ -3144,72 +2328,48 @@
         </w:rPr>
         <w:t>Enquanto Paulo estava em Corinto em sua segunda jornada missionária, Gálio era governador de Acaia (</w:t>
       </w:r>
-      <w:hyperlink r:id="rId130">
-        <w:r>
-          <w:rPr>
-            <w:lang w:val="pt_PT" w:bidi="pt_PT"/>
-          </w:rPr>
-          <w:rPr>
-            <w:color w:val="0000EE"/>
-            <w:u w:val="single"/>
-          </w:rPr>
-          <w:t>18.12</w:t>
-        </w:r>
-      </w:hyperlink>
+      <w:r>
+        <w:rPr>
+          <w:lang w:val="pt_PT" w:bidi="pt_PT"/>
+        </w:rPr>
+        <w:t>18.12</w:t>
+      </w:r>
       <w:r>
         <w:rPr>
           <w:lang w:val="pt_PT" w:bidi="pt_PT"/>
         </w:rPr>
         <w:t xml:space="preserve">). Uma inscrição descoberta nas proximidades de Delfos indica que o mandato de Gálio foi de 51–52 d.C. O incidente em </w:t>
       </w:r>
-      <w:hyperlink r:id="rId131">
-        <w:r>
-          <w:rPr>
-            <w:lang w:val="pt_PT" w:bidi="pt_PT"/>
-          </w:rPr>
-          <w:rPr>
-            <w:color w:val="0000EE"/>
-            <w:u w:val="single"/>
-          </w:rPr>
-          <w:t>18.12–17</w:t>
-        </w:r>
-      </w:hyperlink>
+      <w:r>
+        <w:rPr>
+          <w:lang w:val="pt_PT" w:bidi="pt_PT"/>
+        </w:rPr>
+        <w:t>18.12–17</w:t>
+      </w:r>
       <w:r>
         <w:rPr>
           <w:lang w:val="pt_PT" w:bidi="pt_PT"/>
         </w:rPr>
         <w:t xml:space="preserve"> ocorreu provavelmente no início do mandato de Gálio. Paulo então deixou Corinto não muito depois, provavelmente no verão ou outono de 52 d.C. Ele havia passado dezoito meses em Corinto (</w:t>
       </w:r>
-      <w:hyperlink r:id="rId132">
-        <w:r>
-          <w:rPr>
-            <w:lang w:val="pt_PT" w:bidi="pt_PT"/>
-          </w:rPr>
-          <w:rPr>
-            <w:color w:val="0000EE"/>
-            <w:u w:val="single"/>
-          </w:rPr>
-          <w:t>18.11</w:t>
-        </w:r>
-      </w:hyperlink>
+      <w:r>
+        <w:rPr>
+          <w:lang w:val="pt_PT" w:bidi="pt_PT"/>
+        </w:rPr>
+        <w:t>18.11</w:t>
+      </w:r>
       <w:r>
         <w:rPr>
           <w:lang w:val="pt_PT" w:bidi="pt_PT"/>
         </w:rPr>
         <w:t xml:space="preserve">), então ele provavelmente chegou no início de 50 d.C. Essa data de chegada é confirmada em </w:t>
       </w:r>
-      <w:hyperlink r:id="rId72">
-        <w:r>
-          <w:rPr>
-            <w:lang w:val="pt_PT" w:bidi="pt_PT"/>
-          </w:rPr>
-          <w:rPr>
-            <w:color w:val="0000EE"/>
-            <w:u w:val="single"/>
-          </w:rPr>
-          <w:t>18.2</w:t>
-        </w:r>
-      </w:hyperlink>
+      <w:r>
+        <w:rPr>
+          <w:lang w:val="pt_PT" w:bidi="pt_PT"/>
+        </w:rPr>
+        <w:t>18.2</w:t>
+      </w:r>
       <w:r>
         <w:rPr>
           <w:lang w:val="pt_PT" w:bidi="pt_PT"/>
@@ -3230,108 +2390,72 @@
         </w:rPr>
         <w:t>Festo substituiu Félix como governador da Judeia durante a prisão de Paulo em Cesareia (</w:t>
       </w:r>
-      <w:hyperlink r:id="rId133">
-        <w:r>
-          <w:rPr>
-            <w:lang w:val="pt_PT" w:bidi="pt_PT"/>
-          </w:rPr>
-          <w:rPr>
-            <w:color w:val="0000EE"/>
-            <w:u w:val="single"/>
-          </w:rPr>
-          <w:t>24.27</w:t>
-        </w:r>
-      </w:hyperlink>
+      <w:r>
+        <w:rPr>
+          <w:lang w:val="pt_PT" w:bidi="pt_PT"/>
+        </w:rPr>
+        <w:t>24.27</w:t>
+      </w:r>
       <w:r>
         <w:rPr>
           <w:lang w:val="pt_PT" w:bidi="pt_PT"/>
         </w:rPr>
         <w:t>), provavelmente no verão de 59 d.C. Este evento nos ajuda a datar eventos no resto do livro de Atos. A prisão de Paulo (</w:t>
       </w:r>
-      <w:hyperlink r:id="rId134">
-        <w:r>
-          <w:rPr>
-            <w:lang w:val="pt_PT" w:bidi="pt_PT"/>
-          </w:rPr>
-          <w:rPr>
-            <w:color w:val="0000EE"/>
-            <w:u w:val="single"/>
-          </w:rPr>
-          <w:t>21.33</w:t>
-        </w:r>
-      </w:hyperlink>
+      <w:r>
+        <w:rPr>
+          <w:lang w:val="pt_PT" w:bidi="pt_PT"/>
+        </w:rPr>
+        <w:t>21.33</w:t>
+      </w:r>
       <w:r>
         <w:rPr>
           <w:lang w:val="pt_PT" w:bidi="pt_PT"/>
         </w:rPr>
         <w:t>) foi cerca de dois anos antes (57 d.C.). Mais cedo naquela primavera, Paulo havia celebrado a Páscoa em Filipos (</w:t>
       </w:r>
-      <w:hyperlink r:id="rId135">
-        <w:r>
-          <w:rPr>
-            <w:lang w:val="pt_PT" w:bidi="pt_PT"/>
-          </w:rPr>
-          <w:rPr>
-            <w:color w:val="0000EE"/>
-            <w:u w:val="single"/>
-          </w:rPr>
-          <w:t>20.6</w:t>
-        </w:r>
-      </w:hyperlink>
+      <w:r>
+        <w:rPr>
+          <w:lang w:val="pt_PT" w:bidi="pt_PT"/>
+        </w:rPr>
+        <w:t>20.6</w:t>
+      </w:r>
       <w:r>
         <w:rPr>
           <w:lang w:val="pt_PT" w:bidi="pt_PT"/>
         </w:rPr>
         <w:t>; abril de 57 d.C.). Paulo havia acabado de passar três meses na Grécia (</w:t>
       </w:r>
-      <w:hyperlink r:id="rId136">
-        <w:r>
-          <w:rPr>
-            <w:lang w:val="pt_PT" w:bidi="pt_PT"/>
-          </w:rPr>
-          <w:rPr>
-            <w:color w:val="0000EE"/>
-            <w:u w:val="single"/>
-          </w:rPr>
-          <w:t>20.3</w:t>
-        </w:r>
-      </w:hyperlink>
+      <w:r>
+        <w:rPr>
+          <w:lang w:val="pt_PT" w:bidi="pt_PT"/>
+        </w:rPr>
+        <w:t>20.3</w:t>
+      </w:r>
       <w:r>
         <w:rPr>
           <w:lang w:val="pt_PT" w:bidi="pt_PT"/>
         </w:rPr>
         <w:t xml:space="preserve">), provavelmente o inverno de 56–57 d.C. (veja </w:t>
       </w:r>
-      <w:hyperlink r:id="rId137">
-        <w:r>
-          <w:rPr>
-            <w:lang w:val="pt_PT" w:bidi="pt_PT"/>
-          </w:rPr>
-          <w:rPr>
-            <w:color w:val="0000EE"/>
-            <w:u w:val="single"/>
-          </w:rPr>
-          <w:t>1Co 16.6</w:t>
-        </w:r>
-      </w:hyperlink>
+      <w:r>
+        <w:rPr>
+          <w:lang w:val="pt_PT" w:bidi="pt_PT"/>
+        </w:rPr>
+        <w:t>1Co 16.6</w:t>
+      </w:r>
       <w:r>
         <w:rPr>
           <w:lang w:val="pt_PT" w:bidi="pt_PT"/>
         </w:rPr>
         <w:t>). Anteriormente, Paulo havia passado três anos em Éfeso (</w:t>
       </w:r>
-      <w:hyperlink r:id="rId138">
-        <w:r>
-          <w:rPr>
-            <w:lang w:val="pt_PT" w:bidi="pt_PT"/>
-          </w:rPr>
-          <w:rPr>
-            <w:color w:val="0000EE"/>
-            <w:u w:val="single"/>
-          </w:rPr>
-          <w:t>Atos 20.31</w:t>
-        </w:r>
-      </w:hyperlink>
+      <w:r>
+        <w:rPr>
+          <w:lang w:val="pt_PT" w:bidi="pt_PT"/>
+        </w:rPr>
+        <w:t>Atos 20.31</w:t>
+      </w:r>
       <w:r>
         <w:rPr>
           <w:lang w:val="pt_PT" w:bidi="pt_PT"/>
@@ -3352,72 +2476,48 @@
         </w:rPr>
         <w:t>Depois que Festo chegou no verão de 59 d.C., Paulo foi rapidamente julgado e apelou para César (</w:t>
       </w:r>
-      <w:hyperlink r:id="rId139">
-        <w:r>
-          <w:rPr>
-            <w:lang w:val="pt_PT" w:bidi="pt_PT"/>
-          </w:rPr>
-          <w:rPr>
-            <w:color w:val="0000EE"/>
-            <w:u w:val="single"/>
-          </w:rPr>
-          <w:t>25.1–12</w:t>
-        </w:r>
-      </w:hyperlink>
+      <w:r>
+        <w:rPr>
+          <w:lang w:val="pt_PT" w:bidi="pt_PT"/>
+        </w:rPr>
+        <w:t>25.1–12</w:t>
+      </w:r>
       <w:r>
         <w:rPr>
           <w:lang w:val="pt_PT" w:bidi="pt_PT"/>
         </w:rPr>
         <w:t>). A viagem para Roma provavelmente começou no outono de 59 d.C. (</w:t>
       </w:r>
-      <w:hyperlink r:id="rId140">
-        <w:r>
-          <w:rPr>
-            <w:lang w:val="pt_PT" w:bidi="pt_PT"/>
-          </w:rPr>
-          <w:rPr>
-            <w:color w:val="0000EE"/>
-            <w:u w:val="single"/>
-          </w:rPr>
-          <w:t>27.2</w:t>
-        </w:r>
-      </w:hyperlink>
+      <w:r>
+        <w:rPr>
+          <w:lang w:val="pt_PT" w:bidi="pt_PT"/>
+        </w:rPr>
+        <w:t>27.2</w:t>
+      </w:r>
       <w:r>
         <w:rPr>
           <w:lang w:val="pt_PT" w:bidi="pt_PT"/>
         </w:rPr>
         <w:t>) e terminou no início de 60 d.C. (</w:t>
       </w:r>
-      <w:hyperlink r:id="rId141">
-        <w:r>
-          <w:rPr>
-            <w:lang w:val="pt_PT" w:bidi="pt_PT"/>
-          </w:rPr>
-          <w:rPr>
-            <w:color w:val="0000EE"/>
-            <w:u w:val="single"/>
-          </w:rPr>
-          <w:t>28.11–16</w:t>
-        </w:r>
-      </w:hyperlink>
+      <w:r>
+        <w:rPr>
+          <w:lang w:val="pt_PT" w:bidi="pt_PT"/>
+        </w:rPr>
+        <w:t>28.11–16</w:t>
+      </w:r>
       <w:r>
         <w:rPr>
           <w:lang w:val="pt_PT" w:bidi="pt_PT"/>
         </w:rPr>
         <w:t>). Paulo ficou em Roma “pelos próximos dois anos” (</w:t>
       </w:r>
-      <w:hyperlink r:id="rId142">
-        <w:r>
-          <w:rPr>
-            <w:lang w:val="pt_PT" w:bidi="pt_PT"/>
-          </w:rPr>
-          <w:rPr>
-            <w:color w:val="0000EE"/>
-            <w:u w:val="single"/>
-          </w:rPr>
-          <w:t>28.30</w:t>
-        </w:r>
-      </w:hyperlink>
+      <w:r>
+        <w:rPr>
+          <w:lang w:val="pt_PT" w:bidi="pt_PT"/>
+        </w:rPr>
+        <w:t>28.30</w:t>
+      </w:r>
       <w:r>
         <w:rPr>
           <w:lang w:val="pt_PT" w:bidi="pt_PT"/>
